--- a/assets/downloads/simulation-1/postsimulation-activity-2-reflection.docx
+++ b/assets/downloads/simulation-1/postsimulation-activity-2-reflection.docx
@@ -5,22 +5,86 @@
     <w:p>
       <w:pPr>
         <w:pStyle w:val="Heading1"/>
-      </w:pPr>
+        <w:spacing w:after="0" w:line="480" w:lineRule="auto"/>
+        <w:rPr>
+          <w:rFonts w:ascii="Times New Roman" w:eastAsia="Times New Roman" w:hAnsi="Times New Roman" w:cs="Times New Roman"/>
+          <w:color w:val="000000"/>
+          <w:sz w:val="24"/>
+          <w:szCs w:val="24"/>
+        </w:rPr>
+      </w:pPr>
+      <w:r>
+        <w:rPr>
+          <w:rFonts w:ascii="Times New Roman" w:eastAsia="Times New Roman" w:hAnsi="Times New Roman" w:cs="Times New Roman"/>
+          <w:color w:val="000000"/>
+          <w:sz w:val="24"/>
+          <w:szCs w:val="24"/>
+        </w:rPr>
+        <w:t/>
+      </w:r>
+      <w:r>
+        <w:rPr>
+          <w:rFonts w:ascii="Times New Roman" w:eastAsia="Times New Roman" w:hAnsi="Times New Roman" w:cs="Times New Roman"/>
+          <w:color w:val="000000"/>
+          <w:sz w:val="24"/>
+          <w:szCs w:val="24"/>
+        </w:rPr>
+        <w:t/>
+      </w:r>
+      <w:r>
+        <w:rPr>
+          <w:rFonts w:ascii="Times New Roman" w:eastAsia="Times New Roman" w:hAnsi="Times New Roman" w:cs="Times New Roman"/>
+          <w:color w:val="000000"/>
+          <w:sz w:val="24"/>
+          <w:szCs w:val="24"/>
+        </w:rPr>
+        <w:t/>
+      </w:r>
       <w:proofErr w:type="spellStart"/>
       <w:r>
+        <w:rPr>
+          <w:rFonts w:ascii="Times New Roman" w:eastAsia="Times New Roman" w:hAnsi="Times New Roman" w:cs="Times New Roman"/>
+          <w:color w:val="000000"/>
+          <w:sz w:val="24"/>
+          <w:szCs w:val="24"/>
+        </w:rPr>
         <w:t>Postsimulation</w:t>
       </w:r>
       <w:proofErr w:type="spellEnd"/>
       <w:r>
+        <w:rPr>
+          <w:rFonts w:ascii="Times New Roman" w:eastAsia="Times New Roman" w:hAnsi="Times New Roman" w:cs="Times New Roman"/>
+          <w:color w:val="000000"/>
+          <w:sz w:val="24"/>
+          <w:szCs w:val="24"/>
+        </w:rPr>
         <w:t xml:space="preserve"> </w:t>
       </w:r>
       <w:r>
+        <w:rPr>
+          <w:rFonts w:ascii="Times New Roman" w:eastAsia="Times New Roman" w:hAnsi="Times New Roman" w:cs="Times New Roman"/>
+          <w:color w:val="000000"/>
+          <w:sz w:val="24"/>
+          <w:szCs w:val="24"/>
+        </w:rPr>
         <w:t>Activity 2</w:t>
       </w:r>
       <w:r>
+        <w:rPr>
+          <w:rFonts w:ascii="Times New Roman" w:eastAsia="Times New Roman" w:hAnsi="Times New Roman" w:cs="Times New Roman"/>
+          <w:color w:val="000000"/>
+          <w:sz w:val="24"/>
+          <w:szCs w:val="24"/>
+        </w:rPr>
         <w:t>:</w:t>
       </w:r>
       <w:r>
+        <w:rPr>
+          <w:rFonts w:ascii="Times New Roman" w:eastAsia="Times New Roman" w:hAnsi="Times New Roman" w:cs="Times New Roman"/>
+          <w:color w:val="000000"/>
+          <w:sz w:val="24"/>
+          <w:szCs w:val="24"/>
+        </w:rPr>
         <w:t xml:space="preserve"> Reflection</w:t>
       </w:r>
     </w:p>
@@ -228,34 +292,13 @@
 </w:document>
 </file>
 
-<file path=word/endnotes.xml><?xml version="1.0" encoding="utf-8"?>
-<w:endnotes xmlns:wpc="http://schemas.microsoft.com/office/word/2010/wordprocessingCanvas" xmlns:cx="http://schemas.microsoft.com/office/drawing/2014/chartex" xmlns:cx1="http://schemas.microsoft.com/office/drawing/2015/9/8/chartex" xmlns:cx2="http://schemas.microsoft.com/office/drawing/2015/10/21/chartex" xmlns:cx3="http://schemas.microsoft.com/office/drawing/2016/5/9/chartex" xmlns:cx4="http://schemas.microsoft.com/office/drawing/2016/5/10/chartex" xmlns:cx5="http://schemas.microsoft.com/office/drawing/2016/5/11/chartex" xmlns:cx6="http://schemas.microsoft.com/office/drawing/2016/5/12/chartex" xmlns:cx7="http://schemas.microsoft.com/office/drawing/2016/5/13/chartex" xmlns:cx8="http://schemas.microsoft.com/office/drawing/2016/5/14/chartex" xmlns:mc="http://schemas.openxmlformats.org/markup-compatibility/2006" xmlns:aink="http://schemas.microsoft.com/office/drawing/2016/ink" xmlns:am3d="http://schemas.microsoft.com/office/drawing/2017/model3d" xmlns:o="urn:schemas-microsoft-com:office:office" xmlns:oel="http://schemas.microsoft.com/office/2019/extlst" xmlns:r="http://schemas.openxmlformats.org/officeDocument/2006/relationships" xmlns:m="http://schemas.openxmlformats.org/officeDocument/2006/math" xmlns:v="urn:schemas-microsoft-com:vml" xmlns:wp14="http://schemas.microsoft.com/office/word/2010/wordprocessingDrawing" xmlns:wp="http://schemas.openxmlformats.org/drawingml/2006/wordprocessingDrawing" xmlns:w10="urn:schemas-microsoft-com:office:word" xmlns:w="http://schemas.openxmlformats.org/wordprocessingml/2006/main" xmlns:w14="http://schemas.microsoft.com/office/word/2010/wordml" xmlns:w15="http://schemas.microsoft.com/office/word/2012/wordml" xmlns:w16cex="http://schemas.microsoft.com/office/word/2018/wordml/cex" xmlns:w16cid="http://schemas.microsoft.com/office/word/2016/wordml/cid" xmlns:w16="http://schemas.microsoft.com/office/word/2018/wordml" xmlns:w16du="http://schemas.microsoft.com/office/word/2023/wordml/word16du" xmlns:w16sdtdh="http://schemas.microsoft.com/office/word/2020/wordml/sdtdatahash" xmlns:w16sdtfl="http://schemas.microsoft.com/office/word/2024/wordml/sdtformatlock" xmlns:w16se="http://schemas.microsoft.com/office/word/2015/wordml/symex" xmlns:wpg="http://schemas.microsoft.com/office/word/2010/wordprocessingGroup" xmlns:wpi="http://schemas.microsoft.com/office/word/2010/wordprocessingInk" xmlns:wne="http://schemas.microsoft.com/office/word/2006/wordml" xmlns:wps="http://schemas.microsoft.com/office/word/2010/wordprocessingShape" mc:Ignorable="w14 w15 w16se w16cid w16 w16cex w16sdtdh w16sdtfl w16du wp14">
-  <w:endnote w:type="separator" w:id="-1">
-    <w:p>
-      <w:pPr>
-        <w:spacing w:after="0" w:line="240" w:lineRule="auto"/>
-      </w:pPr>
-      <w:r>
-        <w:separator/>
-      </w:r>
-    </w:p>
-  </w:endnote>
-  <w:endnote w:type="continuationSeparator" w:id="0">
-    <w:p>
-      <w:pPr>
-        <w:spacing w:after="0" w:line="240" w:lineRule="auto"/>
-      </w:pPr>
-      <w:r>
-        <w:continuationSeparator/>
-      </w:r>
-    </w:p>
-  </w:endnote>
-</w:endnotes>
-</file>
-
 <file path=word/footer1.xml><?xml version="1.0" encoding="utf-8"?>
-<w:ftr xmlns:wpc="http://schemas.microsoft.com/office/word/2010/wordprocessingCanvas" xmlns:cx="http://schemas.microsoft.com/office/drawing/2014/chartex" xmlns:cx1="http://schemas.microsoft.com/office/drawing/2015/9/8/chartex" xmlns:cx2="http://schemas.microsoft.com/office/drawing/2015/10/21/chartex" xmlns:cx3="http://schemas.microsoft.com/office/drawing/2016/5/9/chartex" xmlns:cx4="http://schemas.microsoft.com/office/drawing/2016/5/10/chartex" xmlns:cx5="http://schemas.microsoft.com/office/drawing/2016/5/11/chartex" xmlns:cx6="http://schemas.microsoft.com/office/drawing/2016/5/12/chartex" xmlns:cx7="http://schemas.microsoft.com/office/drawing/2016/5/13/chartex" xmlns:cx8="http://schemas.microsoft.com/office/drawing/2016/5/14/chartex" xmlns:mc="http://schemas.openxmlformats.org/markup-compatibility/2006" xmlns:aink="http://schemas.microsoft.com/office/drawing/2016/ink" xmlns:am3d="http://schemas.microsoft.com/office/drawing/2017/model3d" xmlns:o="urn:schemas-microsoft-com:office:office" xmlns:oel="http://schemas.microsoft.com/office/2019/extlst" xmlns:r="http://schemas.openxmlformats.org/officeDocument/2006/relationships" xmlns:m="http://schemas.openxmlformats.org/officeDocument/2006/math" xmlns:v="urn:schemas-microsoft-com:vml" xmlns:wp14="http://schemas.microsoft.com/office/word/2010/wordprocessingDrawing" xmlns:wp="http://schemas.openxmlformats.org/drawingml/2006/wordprocessingDrawing" xmlns:w10="urn:schemas-microsoft-com:office:word" xmlns:w="http://schemas.openxmlformats.org/wordprocessingml/2006/main" xmlns:w14="http://schemas.microsoft.com/office/word/2010/wordml" xmlns:w15="http://schemas.microsoft.com/office/word/2012/wordml" xmlns:w16cex="http://schemas.microsoft.com/office/word/2018/wordml/cex" xmlns:w16cid="http://schemas.microsoft.com/office/word/2016/wordml/cid" xmlns:w16="http://schemas.microsoft.com/office/word/2018/wordml" xmlns:w16du="http://schemas.microsoft.com/office/word/2023/wordml/word16du" xmlns:w16sdtdh="http://schemas.microsoft.com/office/word/2020/wordml/sdtdatahash" xmlns:w16sdtfl="http://schemas.microsoft.com/office/word/2024/wordml/sdtformatlock" xmlns:w16se="http://schemas.microsoft.com/office/word/2015/wordml/symex" xmlns:wpg="http://schemas.microsoft.com/office/word/2010/wordprocessingGroup" xmlns:wpi="http://schemas.microsoft.com/office/word/2010/wordprocessingInk" xmlns:wne="http://schemas.microsoft.com/office/word/2006/wordml" xmlns:wps="http://schemas.microsoft.com/office/word/2010/wordprocessingShape" mc:Ignorable="w14 w15 w16se w16cid w16 w16cex w16sdtdh w16sdtfl w16du wp14">
+<w:ftr xmlns:m="http://schemas.openxmlformats.org/officeDocument/2006/math" xmlns:mc="http://schemas.openxmlformats.org/markup-compatibility/2006" xmlns:mo="http://schemas.microsoft.com/office/mac/office/2008/main" xmlns:mv="urn:schemas-microsoft-com:mac:vml" xmlns:o="urn:schemas-microsoft-com:office:office" xmlns:r="http://schemas.openxmlformats.org/officeDocument/2006/relationships" xmlns:v="urn:schemas-microsoft-com:vml" xmlns:w10="urn:schemas-microsoft-com:office:word" xmlns:w14="http://schemas.microsoft.com/office/word/2010/wordml" xmlns:w="http://schemas.openxmlformats.org/wordprocessingml/2006/main" xmlns:wne="http://schemas.microsoft.com/office/word/2006/wordml" xmlns:wp14="http://schemas.microsoft.com/office/word/2010/wordprocessingDrawing" xmlns:wp="http://schemas.openxmlformats.org/drawingml/2006/wordprocessingDrawing" xmlns:wpc="http://schemas.microsoft.com/office/word/2010/wordprocessingCanvas" xmlns:wpg="http://schemas.microsoft.com/office/word/2010/wordprocessingGroup" xmlns:wpi="http://schemas.microsoft.com/office/word/2010/wordprocessingInk" xmlns:wps="http://schemas.microsoft.com/office/word/2010/wordprocessingShape" mc:Ignorable="w14 wp14">
   <w:p>
+    <w:pPr>
+      <w:pStyle w:val="Footer"/>
+      <w:jc w:val="left"/>
+    </w:pPr>
     <w:r>
       <w:t xml:space="preserve">From J.M. Larson and H.L. Stedge, </w:t>
     </w:r>
@@ -263,52 +306,13 @@
       <w:rPr>
         <w:i/>
       </w:rPr>
-      <w:t xml:space="preserve">Clinical Simulations for the Athletic Trainer </w:t>
-    </w:r>
-    <w:proofErr w:type="spellStart"/>
-    <w:r>
-      <w:rPr>
-        <w:i/>
-      </w:rPr>
-      <w:t>HKPropel</w:t>
-    </w:r>
-    <w:proofErr w:type="spellEnd"/>
-    <w:r>
-      <w:rPr>
-        <w:i/>
-      </w:rPr>
-      <w:t xml:space="preserve"> Access</w:t>
+      <w:t>Clinical Simulations for the Athletic Trainer HKPropel Access</w:t>
     </w:r>
     <w:r>
       <w:t xml:space="preserve"> (Human Kinetics, 2027).</w:t>
     </w:r>
   </w:p>
 </w:ftr>
-</file>
-
-<file path=word/footnotes.xml><?xml version="1.0" encoding="utf-8"?>
-<w:footnotes xmlns:wpc="http://schemas.microsoft.com/office/word/2010/wordprocessingCanvas" xmlns:cx="http://schemas.microsoft.com/office/drawing/2014/chartex" xmlns:cx1="http://schemas.microsoft.com/office/drawing/2015/9/8/chartex" xmlns:cx2="http://schemas.microsoft.com/office/drawing/2015/10/21/chartex" xmlns:cx3="http://schemas.microsoft.com/office/drawing/2016/5/9/chartex" xmlns:cx4="http://schemas.microsoft.com/office/drawing/2016/5/10/chartex" xmlns:cx5="http://schemas.microsoft.com/office/drawing/2016/5/11/chartex" xmlns:cx6="http://schemas.microsoft.com/office/drawing/2016/5/12/chartex" xmlns:cx7="http://schemas.microsoft.com/office/drawing/2016/5/13/chartex" xmlns:cx8="http://schemas.microsoft.com/office/drawing/2016/5/14/chartex" xmlns:mc="http://schemas.openxmlformats.org/markup-compatibility/2006" xmlns:aink="http://schemas.microsoft.com/office/drawing/2016/ink" xmlns:am3d="http://schemas.microsoft.com/office/drawing/2017/model3d" xmlns:o="urn:schemas-microsoft-com:office:office" xmlns:oel="http://schemas.microsoft.com/office/2019/extlst" xmlns:r="http://schemas.openxmlformats.org/officeDocument/2006/relationships" xmlns:m="http://schemas.openxmlformats.org/officeDocument/2006/math" xmlns:v="urn:schemas-microsoft-com:vml" xmlns:wp14="http://schemas.microsoft.com/office/word/2010/wordprocessingDrawing" xmlns:wp="http://schemas.openxmlformats.org/drawingml/2006/wordprocessingDrawing" xmlns:w10="urn:schemas-microsoft-com:office:word" xmlns:w="http://schemas.openxmlformats.org/wordprocessingml/2006/main" xmlns:w14="http://schemas.microsoft.com/office/word/2010/wordml" xmlns:w15="http://schemas.microsoft.com/office/word/2012/wordml" xmlns:w16cex="http://schemas.microsoft.com/office/word/2018/wordml/cex" xmlns:w16cid="http://schemas.microsoft.com/office/word/2016/wordml/cid" xmlns:w16="http://schemas.microsoft.com/office/word/2018/wordml" xmlns:w16du="http://schemas.microsoft.com/office/word/2023/wordml/word16du" xmlns:w16sdtdh="http://schemas.microsoft.com/office/word/2020/wordml/sdtdatahash" xmlns:w16sdtfl="http://schemas.microsoft.com/office/word/2024/wordml/sdtformatlock" xmlns:w16se="http://schemas.microsoft.com/office/word/2015/wordml/symex" xmlns:wpg="http://schemas.microsoft.com/office/word/2010/wordprocessingGroup" xmlns:wpi="http://schemas.microsoft.com/office/word/2010/wordprocessingInk" xmlns:wne="http://schemas.microsoft.com/office/word/2006/wordml" xmlns:wps="http://schemas.microsoft.com/office/word/2010/wordprocessingShape" mc:Ignorable="w14 w15 w16se w16cid w16 w16cex w16sdtdh w16sdtfl w16du wp14">
-  <w:footnote w:type="separator" w:id="-1">
-    <w:p>
-      <w:pPr>
-        <w:spacing w:after="0" w:line="240" w:lineRule="auto"/>
-      </w:pPr>
-      <w:r>
-        <w:separator/>
-      </w:r>
-    </w:p>
-  </w:footnote>
-  <w:footnote w:type="continuationSeparator" w:id="0">
-    <w:p>
-      <w:pPr>
-        <w:spacing w:after="0" w:line="240" w:lineRule="auto"/>
-      </w:pPr>
-      <w:r>
-        <w:continuationSeparator/>
-      </w:r>
-    </w:p>
-  </w:footnote>
-</w:footnotes>
 </file>
 
 <file path=word/numbering.xml><?xml version="1.0" encoding="utf-8"?>

--- a/assets/downloads/simulation-1/postsimulation-activity-2-reflection.docx
+++ b/assets/downloads/simulation-1/postsimulation-activity-2-reflection.docx
@@ -1,179 +1,71 @@
 
 <file path=word/document.xml><?xml version="1.0" encoding="utf-8"?>
-<w:document xmlns:wpc="http://schemas.microsoft.com/office/word/2010/wordprocessingCanvas" xmlns:cx="http://schemas.microsoft.com/office/drawing/2014/chartex" xmlns:cx1="http://schemas.microsoft.com/office/drawing/2015/9/8/chartex" xmlns:cx2="http://schemas.microsoft.com/office/drawing/2015/10/21/chartex" xmlns:cx3="http://schemas.microsoft.com/office/drawing/2016/5/9/chartex" xmlns:cx4="http://schemas.microsoft.com/office/drawing/2016/5/10/chartex" xmlns:cx5="http://schemas.microsoft.com/office/drawing/2016/5/11/chartex" xmlns:cx6="http://schemas.microsoft.com/office/drawing/2016/5/12/chartex" xmlns:cx7="http://schemas.microsoft.com/office/drawing/2016/5/13/chartex" xmlns:cx8="http://schemas.microsoft.com/office/drawing/2016/5/14/chartex" xmlns:mc="http://schemas.openxmlformats.org/markup-compatibility/2006" xmlns:aink="http://schemas.microsoft.com/office/drawing/2016/ink" xmlns:am3d="http://schemas.microsoft.com/office/drawing/2017/model3d" xmlns:o="urn:schemas-microsoft-com:office:office" xmlns:oel="http://schemas.microsoft.com/office/2019/extlst" xmlns:r="http://schemas.openxmlformats.org/officeDocument/2006/relationships" xmlns:m="http://schemas.openxmlformats.org/officeDocument/2006/math" xmlns:v="urn:schemas-microsoft-com:vml" xmlns:wp14="http://schemas.microsoft.com/office/word/2010/wordprocessingDrawing" xmlns:wp="http://schemas.openxmlformats.org/drawingml/2006/wordprocessingDrawing" xmlns:w10="urn:schemas-microsoft-com:office:word" xmlns:w="http://schemas.openxmlformats.org/wordprocessingml/2006/main" xmlns:w14="http://schemas.microsoft.com/office/word/2010/wordml" xmlns:w15="http://schemas.microsoft.com/office/word/2012/wordml" xmlns:w16cex="http://schemas.microsoft.com/office/word/2018/wordml/cex" xmlns:w16cid="http://schemas.microsoft.com/office/word/2016/wordml/cid" xmlns:w16="http://schemas.microsoft.com/office/word/2018/wordml" xmlns:w16du="http://schemas.microsoft.com/office/word/2023/wordml/word16du" xmlns:w16sdtdh="http://schemas.microsoft.com/office/word/2020/wordml/sdtdatahash" xmlns:w16sdtfl="http://schemas.microsoft.com/office/word/2024/wordml/sdtformatlock" xmlns:w16se="http://schemas.microsoft.com/office/word/2015/wordml/symex" xmlns:wpg="http://schemas.microsoft.com/office/word/2010/wordprocessingGroup" xmlns:wpi="http://schemas.microsoft.com/office/word/2010/wordprocessingInk" xmlns:wne="http://schemas.microsoft.com/office/word/2006/wordml" xmlns:wps="http://schemas.microsoft.com/office/word/2010/wordprocessingShape" mc:Ignorable="w14 w15 w16se w16cid w16 w16cex w16sdtdh w16sdtfl w16du wp14">
+<w:document xmlns:wpc="http://schemas.microsoft.com/office/word/2010/wordprocessingCanvas" xmlns:cx="http://schemas.microsoft.com/office/drawing/2014/chartex" xmlns:cx1="http://schemas.microsoft.com/office/drawing/2015/9/8/chartex" xmlns:cx2="http://schemas.microsoft.com/office/drawing/2015/10/21/chartex" xmlns:cx3="http://schemas.microsoft.com/office/drawing/2016/5/9/chartex" xmlns:cx4="http://schemas.microsoft.com/office/drawing/2016/5/10/chartex" xmlns:cx5="http://schemas.microsoft.com/office/drawing/2016/5/11/chartex" xmlns:cx6="http://schemas.microsoft.com/office/drawing/2016/5/12/chartex" xmlns:cx7="http://schemas.microsoft.com/office/drawing/2016/5/13/chartex" xmlns:cx8="http://schemas.microsoft.com/office/drawing/2016/5/14/chartex" xmlns:mc="http://schemas.openxmlformats.org/markup-compatibility/2006" xmlns:aink="http://schemas.microsoft.com/office/drawing/2016/ink" xmlns:am3d="http://schemas.microsoft.com/office/drawing/2017/model3d" xmlns:o="urn:schemas-microsoft-com:office:office" xmlns:oel="http://schemas.microsoft.com/office/2019/extlst" xmlns:r="http://schemas.openxmlformats.org/officeDocument/2006/relationships" xmlns:m="http://schemas.openxmlformats.org/officeDocument/2006/math" xmlns:v="urn:schemas-microsoft-com:vml" xmlns:wp14="http://schemas.microsoft.com/office/word/2010/wordprocessingDrawing" xmlns:wp="http://schemas.openxmlformats.org/drawingml/2006/wordprocessingDrawing" xmlns:w10="urn:schemas-microsoft-com:office:word" xmlns:w="http://schemas.openxmlformats.org/wordprocessingml/2006/main" xmlns:w14="http://schemas.microsoft.com/office/word/2010/wordml" xmlns:w15="http://schemas.microsoft.com/office/word/2012/wordml" xmlns:w16cei="http://schemas.microsoft.com/office/word/2026/wordml/cei" xmlns:w16cex="http://schemas.microsoft.com/office/word/2018/wordml/cex" xmlns:w16cid="http://schemas.microsoft.com/office/word/2016/wordml/cid" xmlns:w16="http://schemas.microsoft.com/office/word/2018/wordml" xmlns:w16du="http://schemas.microsoft.com/office/word/2023/wordml/word16du" xmlns:w16sdtdh="http://schemas.microsoft.com/office/word/2020/wordml/sdtdatahash" xmlns:w16sdtfl="http://schemas.microsoft.com/office/word/2024/wordml/sdtformatlock" xmlns:w16se="http://schemas.microsoft.com/office/word/2015/wordml/symex" xmlns:wpg="http://schemas.microsoft.com/office/word/2010/wordprocessingGroup" xmlns:wpi="http://schemas.microsoft.com/office/word/2010/wordprocessingInk" xmlns:wne="http://schemas.microsoft.com/office/word/2006/wordml" xmlns:wps="http://schemas.microsoft.com/office/word/2010/wordprocessingShape" mc:Ignorable="w14 w15 w16se w16cid w16 w16cex w16sdtdh w16sdtfl w16du wp14">
   <w:body>
     <w:p>
       <w:pPr>
         <w:pStyle w:val="Heading1"/>
-        <w:spacing w:after="0" w:line="480" w:lineRule="auto"/>
-        <w:rPr>
-          <w:rFonts w:ascii="Times New Roman" w:eastAsia="Times New Roman" w:hAnsi="Times New Roman" w:cs="Times New Roman"/>
-          <w:color w:val="000000"/>
-          <w:sz w:val="24"/>
-          <w:szCs w:val="24"/>
-        </w:rPr>
-      </w:pPr>
-      <w:r>
-        <w:rPr>
-          <w:rFonts w:ascii="Times New Roman" w:eastAsia="Times New Roman" w:hAnsi="Times New Roman" w:cs="Times New Roman"/>
-          <w:color w:val="000000"/>
-          <w:sz w:val="24"/>
-          <w:szCs w:val="24"/>
-        </w:rPr>
-        <w:t/>
-      </w:r>
-      <w:r>
-        <w:rPr>
-          <w:rFonts w:ascii="Times New Roman" w:eastAsia="Times New Roman" w:hAnsi="Times New Roman" w:cs="Times New Roman"/>
-          <w:color w:val="000000"/>
-          <w:sz w:val="24"/>
-          <w:szCs w:val="24"/>
-        </w:rPr>
-        <w:t/>
-      </w:r>
-      <w:r>
-        <w:rPr>
-          <w:rFonts w:ascii="Times New Roman" w:eastAsia="Times New Roman" w:hAnsi="Times New Roman" w:cs="Times New Roman"/>
-          <w:color w:val="000000"/>
-          <w:sz w:val="24"/>
-          <w:szCs w:val="24"/>
-        </w:rPr>
-        <w:t/>
-      </w:r>
+      </w:pPr>
       <w:proofErr w:type="spellStart"/>
       <w:r>
         <w:rPr>
-          <w:rFonts w:ascii="Times New Roman" w:eastAsia="Times New Roman" w:hAnsi="Times New Roman" w:cs="Times New Roman"/>
-          <w:color w:val="000000"/>
-          <w:sz w:val="24"/>
-          <w:szCs w:val="24"/>
+          <w:sz w:val="40"/>
+          <w:szCs w:val="40"/>
         </w:rPr>
         <w:t>Postsimulation</w:t>
       </w:r>
       <w:proofErr w:type="spellEnd"/>
       <w:r>
         <w:rPr>
-          <w:rFonts w:ascii="Times New Roman" w:eastAsia="Times New Roman" w:hAnsi="Times New Roman" w:cs="Times New Roman"/>
-          <w:color w:val="000000"/>
-          <w:sz w:val="24"/>
-          <w:szCs w:val="24"/>
+          <w:sz w:val="40"/>
+          <w:szCs w:val="40"/>
         </w:rPr>
         <w:t xml:space="preserve"> </w:t>
       </w:r>
       <w:r>
         <w:rPr>
-          <w:rFonts w:ascii="Times New Roman" w:eastAsia="Times New Roman" w:hAnsi="Times New Roman" w:cs="Times New Roman"/>
-          <w:color w:val="000000"/>
-          <w:sz w:val="24"/>
-          <w:szCs w:val="24"/>
+          <w:sz w:val="40"/>
+          <w:szCs w:val="40"/>
         </w:rPr>
         <w:t>Activity 2</w:t>
       </w:r>
       <w:r>
         <w:rPr>
-          <w:rFonts w:ascii="Times New Roman" w:eastAsia="Times New Roman" w:hAnsi="Times New Roman" w:cs="Times New Roman"/>
-          <w:color w:val="000000"/>
-          <w:sz w:val="24"/>
-          <w:szCs w:val="24"/>
+          <w:sz w:val="40"/>
+          <w:szCs w:val="40"/>
         </w:rPr>
         <w:t>:</w:t>
       </w:r>
       <w:r>
         <w:rPr>
-          <w:rFonts w:ascii="Times New Roman" w:eastAsia="Times New Roman" w:hAnsi="Times New Roman" w:cs="Times New Roman"/>
-          <w:color w:val="000000"/>
-          <w:sz w:val="24"/>
-          <w:szCs w:val="24"/>
+          <w:sz w:val="40"/>
+          <w:szCs w:val="40"/>
         </w:rPr>
         <w:t xml:space="preserve"> Reflection</w:t>
       </w:r>
     </w:p>
     <w:p>
-      <w:pPr>
-        <w:spacing w:after="0" w:line="480" w:lineRule="auto"/>
-        <w:rPr>
-          <w:rFonts w:ascii="Times New Roman" w:eastAsia="Times New Roman" w:hAnsi="Times New Roman" w:cs="Times New Roman"/>
-          <w:color w:val="000000"/>
-          <w:sz w:val="24"/>
-          <w:szCs w:val="24"/>
-        </w:rPr>
-      </w:pPr>
       <w:r>
-        <w:rPr>
-          <w:rFonts w:ascii="Times New Roman" w:eastAsia="Times New Roman" w:hAnsi="Times New Roman" w:cs="Times New Roman"/>
-          <w:color w:val="000000"/>
-          <w:sz w:val="24"/>
-          <w:szCs w:val="24"/>
-        </w:rPr>
         <w:t xml:space="preserve">Reflecting on your learning experiences is a key aspect of simulation. Here, you will have the opportunity to consider your actions during the simulation and plan for future similar encounters. This is a safe place to verbalize your feelings and experiences related to </w:t>
       </w:r>
       <w:proofErr w:type="gramStart"/>
       <w:r>
-        <w:rPr>
-          <w:rFonts w:ascii="Times New Roman" w:eastAsia="Times New Roman" w:hAnsi="Times New Roman" w:cs="Times New Roman"/>
-          <w:color w:val="000000"/>
-          <w:sz w:val="24"/>
-          <w:szCs w:val="24"/>
-        </w:rPr>
         <w:t>the simulation</w:t>
       </w:r>
       <w:proofErr w:type="gramEnd"/>
       <w:r>
-        <w:rPr>
-          <w:rFonts w:ascii="Times New Roman" w:eastAsia="Times New Roman" w:hAnsi="Times New Roman" w:cs="Times New Roman"/>
-          <w:color w:val="000000"/>
-          <w:sz w:val="24"/>
-          <w:szCs w:val="24"/>
-        </w:rPr>
         <w:t>.</w:t>
       </w:r>
       <w:r>
-        <w:rPr>
-          <w:rFonts w:ascii="Times New Roman" w:eastAsia="Times New Roman" w:hAnsi="Times New Roman" w:cs="Times New Roman"/>
-          <w:color w:val="000000"/>
-          <w:sz w:val="24"/>
-          <w:szCs w:val="24"/>
-        </w:rPr>
         <w:t xml:space="preserve"> </w:t>
       </w:r>
       <w:r>
-        <w:rPr>
-          <w:rFonts w:ascii="Times New Roman" w:eastAsia="Times New Roman" w:hAnsi="Times New Roman" w:cs="Times New Roman"/>
-          <w:color w:val="000000"/>
-          <w:sz w:val="24"/>
-          <w:szCs w:val="24"/>
-        </w:rPr>
         <w:t>It is also expected that you will respect others’ opinions, ideas, and feelings.</w:t>
       </w:r>
     </w:p>
+    <w:p/>
     <w:p>
-      <w:pPr>
-        <w:spacing w:after="0" w:line="480" w:lineRule="auto"/>
-        <w:rPr>
-          <w:rFonts w:ascii="Times New Roman" w:eastAsia="Times New Roman" w:hAnsi="Times New Roman" w:cs="Times New Roman"/>
-          <w:color w:val="000000"/>
-          <w:sz w:val="24"/>
-          <w:szCs w:val="24"/>
-        </w:rPr>
-      </w:pPr>
-    </w:p>
-    <w:p>
-      <w:pPr>
-        <w:spacing w:after="0" w:line="480" w:lineRule="auto"/>
-        <w:rPr>
-          <w:rFonts w:ascii="Times New Roman" w:eastAsia="Times New Roman" w:hAnsi="Times New Roman" w:cs="Times New Roman"/>
-          <w:color w:val="000000"/>
-          <w:sz w:val="24"/>
-          <w:szCs w:val="24"/>
-        </w:rPr>
-      </w:pPr>
       <w:r>
-        <w:rPr>
-          <w:rFonts w:ascii="Times New Roman" w:eastAsia="Times New Roman" w:hAnsi="Times New Roman" w:cs="Times New Roman"/>
-          <w:color w:val="000000"/>
-          <w:sz w:val="24"/>
-          <w:szCs w:val="24"/>
-        </w:rPr>
         <w:t>Consider the following questions as they relate to your simulation experience:</w:t>
       </w:r>
     </w:p>
@@ -182,24 +74,10 @@
         <w:pStyle w:val="ListParagraph"/>
         <w:numPr>
           <w:ilvl w:val="0"/>
-          <w:numId w:val="29"/>
+          <w:numId w:val="30"/>
         </w:numPr>
-        <w:spacing w:after="0" w:line="480" w:lineRule="auto"/>
-        <w:ind w:left="720"/>
-        <w:rPr>
-          <w:rFonts w:ascii="Times New Roman" w:hAnsi="Times New Roman" w:cs="Times New Roman"/>
-          <w:color w:val="000000"/>
-          <w:sz w:val="24"/>
-          <w:szCs w:val="24"/>
-        </w:rPr>
       </w:pPr>
       <w:r>
-        <w:rPr>
-          <w:rFonts w:ascii="Times New Roman" w:hAnsi="Times New Roman" w:cs="Times New Roman"/>
-          <w:color w:val="000000"/>
-          <w:sz w:val="24"/>
-          <w:szCs w:val="24"/>
-        </w:rPr>
         <w:t>What information did you utilize to make your RTP or forfeit decision?</w:t>
       </w:r>
     </w:p>
@@ -208,24 +86,10 @@
         <w:pStyle w:val="ListParagraph"/>
         <w:numPr>
           <w:ilvl w:val="0"/>
-          <w:numId w:val="29"/>
+          <w:numId w:val="30"/>
         </w:numPr>
-        <w:spacing w:after="0" w:line="480" w:lineRule="auto"/>
-        <w:ind w:left="720"/>
-        <w:rPr>
-          <w:rFonts w:ascii="Times New Roman" w:hAnsi="Times New Roman" w:cs="Times New Roman"/>
-          <w:color w:val="000000"/>
-          <w:sz w:val="24"/>
-          <w:szCs w:val="24"/>
-        </w:rPr>
       </w:pPr>
       <w:r>
-        <w:rPr>
-          <w:rFonts w:ascii="Times New Roman" w:hAnsi="Times New Roman" w:cs="Times New Roman"/>
-          <w:color w:val="000000"/>
-          <w:sz w:val="24"/>
-          <w:szCs w:val="24"/>
-        </w:rPr>
         <w:t>In what areas did you feel adequately prepared for this simulation?</w:t>
       </w:r>
     </w:p>
@@ -234,24 +98,10 @@
         <w:pStyle w:val="ListParagraph"/>
         <w:numPr>
           <w:ilvl w:val="0"/>
-          <w:numId w:val="29"/>
+          <w:numId w:val="30"/>
         </w:numPr>
-        <w:spacing w:after="0" w:line="480" w:lineRule="auto"/>
-        <w:ind w:left="720"/>
-        <w:rPr>
-          <w:rFonts w:ascii="Times New Roman" w:hAnsi="Times New Roman" w:cs="Times New Roman"/>
-          <w:color w:val="000000"/>
-          <w:sz w:val="24"/>
-          <w:szCs w:val="24"/>
-        </w:rPr>
       </w:pPr>
       <w:r>
-        <w:rPr>
-          <w:rFonts w:ascii="Times New Roman" w:hAnsi="Times New Roman" w:cs="Times New Roman"/>
-          <w:color w:val="000000"/>
-          <w:sz w:val="24"/>
-          <w:szCs w:val="24"/>
-        </w:rPr>
         <w:t>If you were to complete this simulation again, what skills would you work on to improve?</w:t>
       </w:r>
     </w:p>
@@ -260,24 +110,10 @@
         <w:pStyle w:val="ListParagraph"/>
         <w:numPr>
           <w:ilvl w:val="0"/>
-          <w:numId w:val="29"/>
+          <w:numId w:val="30"/>
         </w:numPr>
-        <w:spacing w:after="0" w:line="480" w:lineRule="auto"/>
-        <w:ind w:left="720"/>
-        <w:rPr>
-          <w:rFonts w:ascii="Times New Roman" w:hAnsi="Times New Roman" w:cs="Times New Roman"/>
-          <w:color w:val="000000"/>
-          <w:sz w:val="24"/>
-          <w:szCs w:val="24"/>
-        </w:rPr>
       </w:pPr>
       <w:r>
-        <w:rPr>
-          <w:rFonts w:ascii="Times New Roman" w:hAnsi="Times New Roman" w:cs="Times New Roman"/>
-          <w:color w:val="000000"/>
-          <w:sz w:val="24"/>
-          <w:szCs w:val="24"/>
-        </w:rPr>
         <w:t>How does this simulation activity prepare you for clinical practice?</w:t>
       </w:r>
     </w:p>
@@ -292,31 +128,91 @@
 </w:document>
 </file>
 
+<file path=word/endnotes.xml><?xml version="1.0" encoding="utf-8"?>
+<w:endnotes xmlns:wpc="http://schemas.microsoft.com/office/word/2010/wordprocessingCanvas" xmlns:cx="http://schemas.microsoft.com/office/drawing/2014/chartex" xmlns:cx1="http://schemas.microsoft.com/office/drawing/2015/9/8/chartex" xmlns:cx2="http://schemas.microsoft.com/office/drawing/2015/10/21/chartex" xmlns:cx3="http://schemas.microsoft.com/office/drawing/2016/5/9/chartex" xmlns:cx4="http://schemas.microsoft.com/office/drawing/2016/5/10/chartex" xmlns:cx5="http://schemas.microsoft.com/office/drawing/2016/5/11/chartex" xmlns:cx6="http://schemas.microsoft.com/office/drawing/2016/5/12/chartex" xmlns:cx7="http://schemas.microsoft.com/office/drawing/2016/5/13/chartex" xmlns:cx8="http://schemas.microsoft.com/office/drawing/2016/5/14/chartex" xmlns:mc="http://schemas.openxmlformats.org/markup-compatibility/2006" xmlns:aink="http://schemas.microsoft.com/office/drawing/2016/ink" xmlns:am3d="http://schemas.microsoft.com/office/drawing/2017/model3d" xmlns:o="urn:schemas-microsoft-com:office:office" xmlns:oel="http://schemas.microsoft.com/office/2019/extlst" xmlns:r="http://schemas.openxmlformats.org/officeDocument/2006/relationships" xmlns:m="http://schemas.openxmlformats.org/officeDocument/2006/math" xmlns:v="urn:schemas-microsoft-com:vml" xmlns:wp14="http://schemas.microsoft.com/office/word/2010/wordprocessingDrawing" xmlns:wp="http://schemas.openxmlformats.org/drawingml/2006/wordprocessingDrawing" xmlns:w10="urn:schemas-microsoft-com:office:word" xmlns:w="http://schemas.openxmlformats.org/wordprocessingml/2006/main" xmlns:w14="http://schemas.microsoft.com/office/word/2010/wordml" xmlns:w15="http://schemas.microsoft.com/office/word/2012/wordml" xmlns:w16cei="http://schemas.microsoft.com/office/word/2026/wordml/cei" xmlns:w16cex="http://schemas.microsoft.com/office/word/2018/wordml/cex" xmlns:w16cid="http://schemas.microsoft.com/office/word/2016/wordml/cid" xmlns:w16="http://schemas.microsoft.com/office/word/2018/wordml" xmlns:w16du="http://schemas.microsoft.com/office/word/2023/wordml/word16du" xmlns:w16sdtdh="http://schemas.microsoft.com/office/word/2020/wordml/sdtdatahash" xmlns:w16sdtfl="http://schemas.microsoft.com/office/word/2024/wordml/sdtformatlock" xmlns:w16se="http://schemas.microsoft.com/office/word/2015/wordml/symex" xmlns:wpg="http://schemas.microsoft.com/office/word/2010/wordprocessingGroup" xmlns:wpi="http://schemas.microsoft.com/office/word/2010/wordprocessingInk" xmlns:wne="http://schemas.microsoft.com/office/word/2006/wordml" xmlns:wps="http://schemas.microsoft.com/office/word/2010/wordprocessingShape" mc:Ignorable="w14 w15 w16se w16cid w16 w16cex w16sdtdh w16sdtfl w16du wp14">
+  <w:endnote w:type="separator" w:id="-1">
+    <w:p>
+      <w:pPr>
+        <w:spacing w:after="0" w:line="240" w:lineRule="auto"/>
+      </w:pPr>
+      <w:r>
+        <w:separator/>
+      </w:r>
+    </w:p>
+  </w:endnote>
+  <w:endnote w:type="continuationSeparator" w:id="0">
+    <w:p>
+      <w:pPr>
+        <w:spacing w:after="0" w:line="240" w:lineRule="auto"/>
+      </w:pPr>
+      <w:r>
+        <w:continuationSeparator/>
+      </w:r>
+    </w:p>
+  </w:endnote>
+</w:endnotes>
+</file>
+
 <file path=word/footer1.xml><?xml version="1.0" encoding="utf-8"?>
-<w:ftr xmlns:m="http://schemas.openxmlformats.org/officeDocument/2006/math" xmlns:mc="http://schemas.openxmlformats.org/markup-compatibility/2006" xmlns:mo="http://schemas.microsoft.com/office/mac/office/2008/main" xmlns:mv="urn:schemas-microsoft-com:mac:vml" xmlns:o="urn:schemas-microsoft-com:office:office" xmlns:r="http://schemas.openxmlformats.org/officeDocument/2006/relationships" xmlns:v="urn:schemas-microsoft-com:vml" xmlns:w10="urn:schemas-microsoft-com:office:word" xmlns:w14="http://schemas.microsoft.com/office/word/2010/wordml" xmlns:w="http://schemas.openxmlformats.org/wordprocessingml/2006/main" xmlns:wne="http://schemas.microsoft.com/office/word/2006/wordml" xmlns:wp14="http://schemas.microsoft.com/office/word/2010/wordprocessingDrawing" xmlns:wp="http://schemas.openxmlformats.org/drawingml/2006/wordprocessingDrawing" xmlns:wpc="http://schemas.microsoft.com/office/word/2010/wordprocessingCanvas" xmlns:wpg="http://schemas.microsoft.com/office/word/2010/wordprocessingGroup" xmlns:wpi="http://schemas.microsoft.com/office/word/2010/wordprocessingInk" xmlns:wps="http://schemas.microsoft.com/office/word/2010/wordprocessingShape" mc:Ignorable="w14 wp14">
+<w:ftr xmlns:wpc="http://schemas.microsoft.com/office/word/2010/wordprocessingCanvas" xmlns:cx="http://schemas.microsoft.com/office/drawing/2014/chartex" xmlns:cx1="http://schemas.microsoft.com/office/drawing/2015/9/8/chartex" xmlns:cx2="http://schemas.microsoft.com/office/drawing/2015/10/21/chartex" xmlns:cx3="http://schemas.microsoft.com/office/drawing/2016/5/9/chartex" xmlns:cx4="http://schemas.microsoft.com/office/drawing/2016/5/10/chartex" xmlns:cx5="http://schemas.microsoft.com/office/drawing/2016/5/11/chartex" xmlns:cx6="http://schemas.microsoft.com/office/drawing/2016/5/12/chartex" xmlns:cx7="http://schemas.microsoft.com/office/drawing/2016/5/13/chartex" xmlns:cx8="http://schemas.microsoft.com/office/drawing/2016/5/14/chartex" xmlns:mc="http://schemas.openxmlformats.org/markup-compatibility/2006" xmlns:aink="http://schemas.microsoft.com/office/drawing/2016/ink" xmlns:am3d="http://schemas.microsoft.com/office/drawing/2017/model3d" xmlns:o="urn:schemas-microsoft-com:office:office" xmlns:oel="http://schemas.microsoft.com/office/2019/extlst" xmlns:r="http://schemas.openxmlformats.org/officeDocument/2006/relationships" xmlns:m="http://schemas.openxmlformats.org/officeDocument/2006/math" xmlns:v="urn:schemas-microsoft-com:vml" xmlns:wp14="http://schemas.microsoft.com/office/word/2010/wordprocessingDrawing" xmlns:wp="http://schemas.openxmlformats.org/drawingml/2006/wordprocessingDrawing" xmlns:w10="urn:schemas-microsoft-com:office:word" xmlns:w="http://schemas.openxmlformats.org/wordprocessingml/2006/main" xmlns:w14="http://schemas.microsoft.com/office/word/2010/wordml" xmlns:w15="http://schemas.microsoft.com/office/word/2012/wordml" xmlns:w16cei="http://schemas.microsoft.com/office/word/2026/wordml/cei" xmlns:w16cex="http://schemas.microsoft.com/office/word/2018/wordml/cex" xmlns:w16cid="http://schemas.microsoft.com/office/word/2016/wordml/cid" xmlns:w16="http://schemas.microsoft.com/office/word/2018/wordml" xmlns:w16du="http://schemas.microsoft.com/office/word/2023/wordml/word16du" xmlns:w16sdtdh="http://schemas.microsoft.com/office/word/2020/wordml/sdtdatahash" xmlns:w16sdtfl="http://schemas.microsoft.com/office/word/2024/wordml/sdtformatlock" xmlns:w16se="http://schemas.microsoft.com/office/word/2015/wordml/symex" xmlns:wpg="http://schemas.microsoft.com/office/word/2010/wordprocessingGroup" xmlns:wpi="http://schemas.microsoft.com/office/word/2010/wordprocessingInk" xmlns:wne="http://schemas.microsoft.com/office/word/2006/wordml" xmlns:wps="http://schemas.microsoft.com/office/word/2010/wordprocessingShape" mc:Ignorable="w14 w15 w16se w16cid w16 w16cex w16sdtdh w16sdtfl w16du wp14">
   <w:p>
     <w:pPr>
-      <w:pStyle w:val="Footer"/>
+      <w:spacing w:line="240" w:lineRule="auto" w:before="0" w:after="0"/>
       <w:jc w:val="left"/>
     </w:pPr>
     <w:r>
+      <w:rPr>
+        <w:rFonts w:ascii="Aptos" w:hAnsi="Aptos"/>
+        <w:sz w:val="18"/>
+      </w:rPr>
       <w:t xml:space="preserve">From J.M. Larson and H.L. Stedge, </w:t>
     </w:r>
     <w:r>
       <w:rPr>
+        <w:rFonts w:ascii="Aptos" w:hAnsi="Aptos"/>
         <w:i/>
+        <w:sz w:val="18"/>
       </w:rPr>
       <w:t>Clinical Simulations for the Athletic Trainer HKPropel Access</w:t>
     </w:r>
     <w:r>
+      <w:rPr>
+        <w:rFonts w:ascii="Aptos" w:hAnsi="Aptos"/>
+        <w:sz w:val="18"/>
+      </w:rPr>
       <w:t xml:space="preserve"> (Human Kinetics, 2027).</w:t>
     </w:r>
   </w:p>
 </w:ftr>
 </file>
 
+<file path=word/footnotes.xml><?xml version="1.0" encoding="utf-8"?>
+<w:footnotes xmlns:wpc="http://schemas.microsoft.com/office/word/2010/wordprocessingCanvas" xmlns:cx="http://schemas.microsoft.com/office/drawing/2014/chartex" xmlns:cx1="http://schemas.microsoft.com/office/drawing/2015/9/8/chartex" xmlns:cx2="http://schemas.microsoft.com/office/drawing/2015/10/21/chartex" xmlns:cx3="http://schemas.microsoft.com/office/drawing/2016/5/9/chartex" xmlns:cx4="http://schemas.microsoft.com/office/drawing/2016/5/10/chartex" xmlns:cx5="http://schemas.microsoft.com/office/drawing/2016/5/11/chartex" xmlns:cx6="http://schemas.microsoft.com/office/drawing/2016/5/12/chartex" xmlns:cx7="http://schemas.microsoft.com/office/drawing/2016/5/13/chartex" xmlns:cx8="http://schemas.microsoft.com/office/drawing/2016/5/14/chartex" xmlns:mc="http://schemas.openxmlformats.org/markup-compatibility/2006" xmlns:aink="http://schemas.microsoft.com/office/drawing/2016/ink" xmlns:am3d="http://schemas.microsoft.com/office/drawing/2017/model3d" xmlns:o="urn:schemas-microsoft-com:office:office" xmlns:oel="http://schemas.microsoft.com/office/2019/extlst" xmlns:r="http://schemas.openxmlformats.org/officeDocument/2006/relationships" xmlns:m="http://schemas.openxmlformats.org/officeDocument/2006/math" xmlns:v="urn:schemas-microsoft-com:vml" xmlns:wp14="http://schemas.microsoft.com/office/word/2010/wordprocessingDrawing" xmlns:wp="http://schemas.openxmlformats.org/drawingml/2006/wordprocessingDrawing" xmlns:w10="urn:schemas-microsoft-com:office:word" xmlns:w="http://schemas.openxmlformats.org/wordprocessingml/2006/main" xmlns:w14="http://schemas.microsoft.com/office/word/2010/wordml" xmlns:w15="http://schemas.microsoft.com/office/word/2012/wordml" xmlns:w16cei="http://schemas.microsoft.com/office/word/2026/wordml/cei" xmlns:w16cex="http://schemas.microsoft.com/office/word/2018/wordml/cex" xmlns:w16cid="http://schemas.microsoft.com/office/word/2016/wordml/cid" xmlns:w16="http://schemas.microsoft.com/office/word/2018/wordml" xmlns:w16du="http://schemas.microsoft.com/office/word/2023/wordml/word16du" xmlns:w16sdtdh="http://schemas.microsoft.com/office/word/2020/wordml/sdtdatahash" xmlns:w16sdtfl="http://schemas.microsoft.com/office/word/2024/wordml/sdtformatlock" xmlns:w16se="http://schemas.microsoft.com/office/word/2015/wordml/symex" xmlns:wpg="http://schemas.microsoft.com/office/word/2010/wordprocessingGroup" xmlns:wpi="http://schemas.microsoft.com/office/word/2010/wordprocessingInk" xmlns:wne="http://schemas.microsoft.com/office/word/2006/wordml" xmlns:wps="http://schemas.microsoft.com/office/word/2010/wordprocessingShape" mc:Ignorable="w14 w15 w16se w16cid w16 w16cex w16sdtdh w16sdtfl w16du wp14">
+  <w:footnote w:type="separator" w:id="-1">
+    <w:p>
+      <w:pPr>
+        <w:spacing w:after="0" w:line="240" w:lineRule="auto"/>
+      </w:pPr>
+      <w:r>
+        <w:separator/>
+      </w:r>
+    </w:p>
+  </w:footnote>
+  <w:footnote w:type="continuationSeparator" w:id="0">
+    <w:p>
+      <w:pPr>
+        <w:spacing w:after="0" w:line="240" w:lineRule="auto"/>
+      </w:pPr>
+      <w:r>
+        <w:continuationSeparator/>
+      </w:r>
+    </w:p>
+  </w:footnote>
+</w:footnotes>
+</file>
+
 <file path=word/numbering.xml><?xml version="1.0" encoding="utf-8"?>
-<w:numbering xmlns:wpc="http://schemas.microsoft.com/office/word/2010/wordprocessingCanvas" xmlns:cx="http://schemas.microsoft.com/office/drawing/2014/chartex" xmlns:cx1="http://schemas.microsoft.com/office/drawing/2015/9/8/chartex" xmlns:cx2="http://schemas.microsoft.com/office/drawing/2015/10/21/chartex" xmlns:cx3="http://schemas.microsoft.com/office/drawing/2016/5/9/chartex" xmlns:cx4="http://schemas.microsoft.com/office/drawing/2016/5/10/chartex" xmlns:cx5="http://schemas.microsoft.com/office/drawing/2016/5/11/chartex" xmlns:cx6="http://schemas.microsoft.com/office/drawing/2016/5/12/chartex" xmlns:cx7="http://schemas.microsoft.com/office/drawing/2016/5/13/chartex" xmlns:cx8="http://schemas.microsoft.com/office/drawing/2016/5/14/chartex" xmlns:mc="http://schemas.openxmlformats.org/markup-compatibility/2006" xmlns:aink="http://schemas.microsoft.com/office/drawing/2016/ink" xmlns:am3d="http://schemas.microsoft.com/office/drawing/2017/model3d" xmlns:o="urn:schemas-microsoft-com:office:office" xmlns:oel="http://schemas.microsoft.com/office/2019/extlst" xmlns:r="http://schemas.openxmlformats.org/officeDocument/2006/relationships" xmlns:m="http://schemas.openxmlformats.org/officeDocument/2006/math" xmlns:v="urn:schemas-microsoft-com:vml" xmlns:wp14="http://schemas.microsoft.com/office/word/2010/wordprocessingDrawing" xmlns:wp="http://schemas.openxmlformats.org/drawingml/2006/wordprocessingDrawing" xmlns:w10="urn:schemas-microsoft-com:office:word" xmlns:w="http://schemas.openxmlformats.org/wordprocessingml/2006/main" xmlns:w14="http://schemas.microsoft.com/office/word/2010/wordml" xmlns:w15="http://schemas.microsoft.com/office/word/2012/wordml" xmlns:w16cex="http://schemas.microsoft.com/office/word/2018/wordml/cex" xmlns:w16cid="http://schemas.microsoft.com/office/word/2016/wordml/cid" xmlns:w16="http://schemas.microsoft.com/office/word/2018/wordml" xmlns:w16du="http://schemas.microsoft.com/office/word/2023/wordml/word16du" xmlns:w16sdtdh="http://schemas.microsoft.com/office/word/2020/wordml/sdtdatahash" xmlns:w16sdtfl="http://schemas.microsoft.com/office/word/2024/wordml/sdtformatlock" xmlns:w16se="http://schemas.microsoft.com/office/word/2015/wordml/symex" xmlns:wpg="http://schemas.microsoft.com/office/word/2010/wordprocessingGroup" xmlns:wpi="http://schemas.microsoft.com/office/word/2010/wordprocessingInk" xmlns:wne="http://schemas.microsoft.com/office/word/2006/wordml" xmlns:wps="http://schemas.microsoft.com/office/word/2010/wordprocessingShape" mc:Ignorable="w14 w15 w16se w16cid w16 w16cex w16sdtdh w16sdtfl w16du wp14">
+<w:numbering xmlns:wpc="http://schemas.microsoft.com/office/word/2010/wordprocessingCanvas" xmlns:cx="http://schemas.microsoft.com/office/drawing/2014/chartex" xmlns:cx1="http://schemas.microsoft.com/office/drawing/2015/9/8/chartex" xmlns:cx2="http://schemas.microsoft.com/office/drawing/2015/10/21/chartex" xmlns:cx3="http://schemas.microsoft.com/office/drawing/2016/5/9/chartex" xmlns:cx4="http://schemas.microsoft.com/office/drawing/2016/5/10/chartex" xmlns:cx5="http://schemas.microsoft.com/office/drawing/2016/5/11/chartex" xmlns:cx6="http://schemas.microsoft.com/office/drawing/2016/5/12/chartex" xmlns:cx7="http://schemas.microsoft.com/office/drawing/2016/5/13/chartex" xmlns:cx8="http://schemas.microsoft.com/office/drawing/2016/5/14/chartex" xmlns:mc="http://schemas.openxmlformats.org/markup-compatibility/2006" xmlns:aink="http://schemas.microsoft.com/office/drawing/2016/ink" xmlns:am3d="http://schemas.microsoft.com/office/drawing/2017/model3d" xmlns:o="urn:schemas-microsoft-com:office:office" xmlns:oel="http://schemas.microsoft.com/office/2019/extlst" xmlns:r="http://schemas.openxmlformats.org/officeDocument/2006/relationships" xmlns:m="http://schemas.openxmlformats.org/officeDocument/2006/math" xmlns:v="urn:schemas-microsoft-com:vml" xmlns:wp14="http://schemas.microsoft.com/office/word/2010/wordprocessingDrawing" xmlns:wp="http://schemas.openxmlformats.org/drawingml/2006/wordprocessingDrawing" xmlns:w10="urn:schemas-microsoft-com:office:word" xmlns:w="http://schemas.openxmlformats.org/wordprocessingml/2006/main" xmlns:w14="http://schemas.microsoft.com/office/word/2010/wordml" xmlns:w15="http://schemas.microsoft.com/office/word/2012/wordml" xmlns:w16cei="http://schemas.microsoft.com/office/word/2026/wordml/cei" xmlns:w16cex="http://schemas.microsoft.com/office/word/2018/wordml/cex" xmlns:w16cid="http://schemas.microsoft.com/office/word/2016/wordml/cid" xmlns:w16="http://schemas.microsoft.com/office/word/2018/wordml" xmlns:w16du="http://schemas.microsoft.com/office/word/2023/wordml/word16du" xmlns:w16sdtdh="http://schemas.microsoft.com/office/word/2020/wordml/sdtdatahash" xmlns:w16sdtfl="http://schemas.microsoft.com/office/word/2024/wordml/sdtformatlock" xmlns:w16se="http://schemas.microsoft.com/office/word/2015/wordml/symex" xmlns:wpg="http://schemas.microsoft.com/office/word/2010/wordprocessingGroup" xmlns:wpi="http://schemas.microsoft.com/office/word/2010/wordprocessingInk" xmlns:wne="http://schemas.microsoft.com/office/word/2006/wordml" xmlns:wps="http://schemas.microsoft.com/office/word/2010/wordprocessingShape" mc:Ignorable="w14 w15 w16se w16cid w16 w16cex w16sdtdh w16sdtfl w16du wp14">
   <w:abstractNum w:abstractNumId="0" w15:restartNumberingAfterBreak="0">
     <w:nsid w:val="019B3939"/>
     <w:multiLevelType w:val="hybridMultilevel"/>
@@ -407,6 +303,92 @@
     </w:lvl>
   </w:abstractNum>
   <w:abstractNum w:abstractNumId="1" w15:restartNumberingAfterBreak="0">
+    <w:nsid w:val="026B69D8"/>
+    <w:multiLevelType w:val="hybridMultilevel"/>
+    <w:tmpl w:val="ACF22E3A"/>
+    <w:lvl w:ilvl="0" w:tplc="0409000F">
+      <w:start w:val="1"/>
+      <w:numFmt w:val="decimal"/>
+      <w:lvlText w:val="%1."/>
+      <w:lvlJc w:val="left"/>
+      <w:pPr>
+        <w:ind w:left="720" w:hanging="360"/>
+      </w:pPr>
+    </w:lvl>
+    <w:lvl w:ilvl="1" w:tplc="04090019" w:tentative="1">
+      <w:start w:val="1"/>
+      <w:numFmt w:val="lowerLetter"/>
+      <w:lvlText w:val="%2."/>
+      <w:lvlJc w:val="left"/>
+      <w:pPr>
+        <w:ind w:left="1440" w:hanging="360"/>
+      </w:pPr>
+    </w:lvl>
+    <w:lvl w:ilvl="2" w:tplc="0409001B" w:tentative="1">
+      <w:start w:val="1"/>
+      <w:numFmt w:val="lowerRoman"/>
+      <w:lvlText w:val="%3."/>
+      <w:lvlJc w:val="right"/>
+      <w:pPr>
+        <w:ind w:left="2160" w:hanging="180"/>
+      </w:pPr>
+    </w:lvl>
+    <w:lvl w:ilvl="3" w:tplc="0409000F" w:tentative="1">
+      <w:start w:val="1"/>
+      <w:numFmt w:val="decimal"/>
+      <w:lvlText w:val="%4."/>
+      <w:lvlJc w:val="left"/>
+      <w:pPr>
+        <w:ind w:left="2880" w:hanging="360"/>
+      </w:pPr>
+    </w:lvl>
+    <w:lvl w:ilvl="4" w:tplc="04090019" w:tentative="1">
+      <w:start w:val="1"/>
+      <w:numFmt w:val="lowerLetter"/>
+      <w:lvlText w:val="%5."/>
+      <w:lvlJc w:val="left"/>
+      <w:pPr>
+        <w:ind w:left="3600" w:hanging="360"/>
+      </w:pPr>
+    </w:lvl>
+    <w:lvl w:ilvl="5" w:tplc="0409001B" w:tentative="1">
+      <w:start w:val="1"/>
+      <w:numFmt w:val="lowerRoman"/>
+      <w:lvlText w:val="%6."/>
+      <w:lvlJc w:val="right"/>
+      <w:pPr>
+        <w:ind w:left="4320" w:hanging="180"/>
+      </w:pPr>
+    </w:lvl>
+    <w:lvl w:ilvl="6" w:tplc="0409000F" w:tentative="1">
+      <w:start w:val="1"/>
+      <w:numFmt w:val="decimal"/>
+      <w:lvlText w:val="%7."/>
+      <w:lvlJc w:val="left"/>
+      <w:pPr>
+        <w:ind w:left="5040" w:hanging="360"/>
+      </w:pPr>
+    </w:lvl>
+    <w:lvl w:ilvl="7" w:tplc="04090019" w:tentative="1">
+      <w:start w:val="1"/>
+      <w:numFmt w:val="lowerLetter"/>
+      <w:lvlText w:val="%8."/>
+      <w:lvlJc w:val="left"/>
+      <w:pPr>
+        <w:ind w:left="5760" w:hanging="360"/>
+      </w:pPr>
+    </w:lvl>
+    <w:lvl w:ilvl="8" w:tplc="0409001B" w:tentative="1">
+      <w:start w:val="1"/>
+      <w:numFmt w:val="lowerRoman"/>
+      <w:lvlText w:val="%9."/>
+      <w:lvlJc w:val="right"/>
+      <w:pPr>
+        <w:ind w:left="6480" w:hanging="180"/>
+      </w:pPr>
+    </w:lvl>
+  </w:abstractNum>
+  <w:abstractNum w:abstractNumId="2" w15:restartNumberingAfterBreak="0">
     <w:nsid w:val="07904826"/>
     <w:multiLevelType w:val="hybridMultilevel"/>
     <w:tmpl w:val="305234A2"/>
@@ -495,7 +477,7 @@
       </w:pPr>
     </w:lvl>
   </w:abstractNum>
-  <w:abstractNum w:abstractNumId="2" w15:restartNumberingAfterBreak="0">
+  <w:abstractNum w:abstractNumId="3" w15:restartNumberingAfterBreak="0">
     <w:nsid w:val="0A300132"/>
     <w:multiLevelType w:val="hybridMultilevel"/>
     <w:tmpl w:val="EE524E66"/>
@@ -581,7 +563,7 @@
       </w:pPr>
     </w:lvl>
   </w:abstractNum>
-  <w:abstractNum w:abstractNumId="3" w15:restartNumberingAfterBreak="0">
+  <w:abstractNum w:abstractNumId="4" w15:restartNumberingAfterBreak="0">
     <w:nsid w:val="0DC692E3"/>
     <w:multiLevelType w:val="hybridMultilevel"/>
     <w:tmpl w:val="FFFFFFFF"/>
@@ -632,7 +614,7 @@
       <w:lvlJc w:val="left"/>
     </w:lvl>
   </w:abstractNum>
-  <w:abstractNum w:abstractNumId="4" w15:restartNumberingAfterBreak="0">
+  <w:abstractNum w:abstractNumId="5" w15:restartNumberingAfterBreak="0">
     <w:nsid w:val="0F70786C"/>
     <w:multiLevelType w:val="hybridMultilevel"/>
     <w:tmpl w:val="032AAECC"/>
@@ -745,7 +727,7 @@
       </w:rPr>
     </w:lvl>
   </w:abstractNum>
-  <w:abstractNum w:abstractNumId="5" w15:restartNumberingAfterBreak="0">
+  <w:abstractNum w:abstractNumId="6" w15:restartNumberingAfterBreak="0">
     <w:nsid w:val="110058FA"/>
     <w:multiLevelType w:val="hybridMultilevel"/>
     <w:tmpl w:val="6EB20EC8"/>
@@ -831,7 +813,7 @@
       </w:pPr>
     </w:lvl>
   </w:abstractNum>
-  <w:abstractNum w:abstractNumId="6" w15:restartNumberingAfterBreak="0">
+  <w:abstractNum w:abstractNumId="7" w15:restartNumberingAfterBreak="0">
     <w:nsid w:val="134E3D91"/>
     <w:multiLevelType w:val="hybridMultilevel"/>
     <w:tmpl w:val="3EBE5938"/>
@@ -944,7 +926,7 @@
       </w:rPr>
     </w:lvl>
   </w:abstractNum>
-  <w:abstractNum w:abstractNumId="7" w15:restartNumberingAfterBreak="0">
+  <w:abstractNum w:abstractNumId="8" w15:restartNumberingAfterBreak="0">
     <w:nsid w:val="20C90558"/>
     <w:multiLevelType w:val="hybridMultilevel"/>
     <w:tmpl w:val="0A9079C0"/>
@@ -1057,7 +1039,7 @@
       </w:rPr>
     </w:lvl>
   </w:abstractNum>
-  <w:abstractNum w:abstractNumId="8" w15:restartNumberingAfterBreak="0">
+  <w:abstractNum w:abstractNumId="9" w15:restartNumberingAfterBreak="0">
     <w:nsid w:val="229A231E"/>
     <w:multiLevelType w:val="hybridMultilevel"/>
     <w:tmpl w:val="9D1EFFFA"/>
@@ -1170,7 +1152,7 @@
       </w:rPr>
     </w:lvl>
   </w:abstractNum>
-  <w:abstractNum w:abstractNumId="9" w15:restartNumberingAfterBreak="0">
+  <w:abstractNum w:abstractNumId="10" w15:restartNumberingAfterBreak="0">
     <w:nsid w:val="27012345"/>
     <w:multiLevelType w:val="hybridMultilevel"/>
     <w:tmpl w:val="FFFFFFFF"/>
@@ -1221,7 +1203,7 @@
       <w:lvlJc w:val="left"/>
     </w:lvl>
   </w:abstractNum>
-  <w:abstractNum w:abstractNumId="10" w15:restartNumberingAfterBreak="0">
+  <w:abstractNum w:abstractNumId="11" w15:restartNumberingAfterBreak="0">
     <w:nsid w:val="33450DBE"/>
     <w:multiLevelType w:val="hybridMultilevel"/>
     <w:tmpl w:val="4F40CBF4"/>
@@ -1272,7 +1254,7 @@
       <w:lvlJc w:val="left"/>
     </w:lvl>
   </w:abstractNum>
-  <w:abstractNum w:abstractNumId="11" w15:restartNumberingAfterBreak="0">
+  <w:abstractNum w:abstractNumId="12" w15:restartNumberingAfterBreak="0">
     <w:nsid w:val="340901BF"/>
     <w:multiLevelType w:val="hybridMultilevel"/>
     <w:tmpl w:val="EAD0E41E"/>
@@ -1362,7 +1344,7 @@
       </w:pPr>
     </w:lvl>
   </w:abstractNum>
-  <w:abstractNum w:abstractNumId="12" w15:restartNumberingAfterBreak="0">
+  <w:abstractNum w:abstractNumId="13" w15:restartNumberingAfterBreak="0">
     <w:nsid w:val="35F3793E"/>
     <w:multiLevelType w:val="hybridMultilevel"/>
     <w:tmpl w:val="32F68CD6"/>
@@ -1448,7 +1430,7 @@
       </w:pPr>
     </w:lvl>
   </w:abstractNum>
-  <w:abstractNum w:abstractNumId="13" w15:restartNumberingAfterBreak="0">
+  <w:abstractNum w:abstractNumId="14" w15:restartNumberingAfterBreak="0">
     <w:nsid w:val="3BE16CA5"/>
     <w:multiLevelType w:val="hybridMultilevel"/>
     <w:tmpl w:val="0C20A2F6"/>
@@ -1561,7 +1543,7 @@
       </w:rPr>
     </w:lvl>
   </w:abstractNum>
-  <w:abstractNum w:abstractNumId="14" w15:restartNumberingAfterBreak="0">
+  <w:abstractNum w:abstractNumId="15" w15:restartNumberingAfterBreak="0">
     <w:nsid w:val="3E853DE8"/>
     <w:multiLevelType w:val="hybridMultilevel"/>
     <w:tmpl w:val="B19C463A"/>
@@ -1650,7 +1632,7 @@
       </w:pPr>
     </w:lvl>
   </w:abstractNum>
-  <w:abstractNum w:abstractNumId="15" w15:restartNumberingAfterBreak="0">
+  <w:abstractNum w:abstractNumId="16" w15:restartNumberingAfterBreak="0">
     <w:nsid w:val="3F74045B"/>
     <w:multiLevelType w:val="hybridMultilevel"/>
     <w:tmpl w:val="AFD05FE2"/>
@@ -1763,7 +1745,7 @@
       </w:rPr>
     </w:lvl>
   </w:abstractNum>
-  <w:abstractNum w:abstractNumId="16" w15:restartNumberingAfterBreak="0">
+  <w:abstractNum w:abstractNumId="17" w15:restartNumberingAfterBreak="0">
     <w:nsid w:val="41D84778"/>
     <w:multiLevelType w:val="hybridMultilevel"/>
     <w:tmpl w:val="0E2C1294"/>
@@ -1876,7 +1858,7 @@
       </w:rPr>
     </w:lvl>
   </w:abstractNum>
-  <w:abstractNum w:abstractNumId="17" w15:restartNumberingAfterBreak="0">
+  <w:abstractNum w:abstractNumId="18" w15:restartNumberingAfterBreak="0">
     <w:nsid w:val="450CBB37"/>
     <w:multiLevelType w:val="hybridMultilevel"/>
     <w:tmpl w:val="FFFFFFFF"/>
@@ -1927,7 +1909,7 @@
       <w:lvlJc w:val="left"/>
     </w:lvl>
   </w:abstractNum>
-  <w:abstractNum w:abstractNumId="18" w15:restartNumberingAfterBreak="0">
+  <w:abstractNum w:abstractNumId="19" w15:restartNumberingAfterBreak="0">
     <w:nsid w:val="45837678"/>
     <w:multiLevelType w:val="hybridMultilevel"/>
     <w:tmpl w:val="F170129C"/>
@@ -2016,7 +1998,7 @@
       </w:pPr>
     </w:lvl>
   </w:abstractNum>
-  <w:abstractNum w:abstractNumId="19" w15:restartNumberingAfterBreak="0">
+  <w:abstractNum w:abstractNumId="20" w15:restartNumberingAfterBreak="0">
     <w:nsid w:val="493B1F39"/>
     <w:multiLevelType w:val="hybridMultilevel"/>
     <w:tmpl w:val="EA348F5C"/>
@@ -2129,7 +2111,7 @@
       </w:rPr>
     </w:lvl>
   </w:abstractNum>
-  <w:abstractNum w:abstractNumId="20" w15:restartNumberingAfterBreak="0">
+  <w:abstractNum w:abstractNumId="21" w15:restartNumberingAfterBreak="0">
     <w:nsid w:val="4AF43F41"/>
     <w:multiLevelType w:val="hybridMultilevel"/>
     <w:tmpl w:val="E1C60B90"/>
@@ -2215,7 +2197,7 @@
       </w:pPr>
     </w:lvl>
   </w:abstractNum>
-  <w:abstractNum w:abstractNumId="21" w15:restartNumberingAfterBreak="0">
+  <w:abstractNum w:abstractNumId="22" w15:restartNumberingAfterBreak="0">
     <w:nsid w:val="4CD1323C"/>
     <w:multiLevelType w:val="hybridMultilevel"/>
     <w:tmpl w:val="DD5A7044"/>
@@ -2328,7 +2310,7 @@
       </w:rPr>
     </w:lvl>
   </w:abstractNum>
-  <w:abstractNum w:abstractNumId="22" w15:restartNumberingAfterBreak="0">
+  <w:abstractNum w:abstractNumId="23" w15:restartNumberingAfterBreak="0">
     <w:nsid w:val="52D5709B"/>
     <w:multiLevelType w:val="hybridMultilevel"/>
     <w:tmpl w:val="6790789A"/>
@@ -2441,7 +2423,7 @@
       </w:rPr>
     </w:lvl>
   </w:abstractNum>
-  <w:abstractNum w:abstractNumId="23" w15:restartNumberingAfterBreak="0">
+  <w:abstractNum w:abstractNumId="24" w15:restartNumberingAfterBreak="0">
     <w:nsid w:val="564A231E"/>
     <w:multiLevelType w:val="hybridMultilevel"/>
     <w:tmpl w:val="B888F12C"/>
@@ -2530,7 +2512,7 @@
       </w:pPr>
     </w:lvl>
   </w:abstractNum>
-  <w:abstractNum w:abstractNumId="24" w15:restartNumberingAfterBreak="0">
+  <w:abstractNum w:abstractNumId="25" w15:restartNumberingAfterBreak="0">
     <w:nsid w:val="5BE35307"/>
     <w:multiLevelType w:val="hybridMultilevel"/>
     <w:tmpl w:val="EF867DC8"/>
@@ -2619,7 +2601,7 @@
       </w:pPr>
     </w:lvl>
   </w:abstractNum>
-  <w:abstractNum w:abstractNumId="25" w15:restartNumberingAfterBreak="0">
+  <w:abstractNum w:abstractNumId="26" w15:restartNumberingAfterBreak="0">
     <w:nsid w:val="69FD5504"/>
     <w:multiLevelType w:val="hybridMultilevel"/>
     <w:tmpl w:val="6FFA6AA0"/>
@@ -2732,7 +2714,7 @@
       </w:rPr>
     </w:lvl>
   </w:abstractNum>
-  <w:abstractNum w:abstractNumId="26" w15:restartNumberingAfterBreak="0">
+  <w:abstractNum w:abstractNumId="27" w15:restartNumberingAfterBreak="0">
     <w:nsid w:val="6D691C8A"/>
     <w:multiLevelType w:val="hybridMultilevel"/>
     <w:tmpl w:val="3B92DC44"/>
@@ -2821,7 +2803,7 @@
       </w:pPr>
     </w:lvl>
   </w:abstractNum>
-  <w:abstractNum w:abstractNumId="27" w15:restartNumberingAfterBreak="0">
+  <w:abstractNum w:abstractNumId="28" w15:restartNumberingAfterBreak="0">
     <w:nsid w:val="734E6D8D"/>
     <w:multiLevelType w:val="hybridMultilevel"/>
     <w:tmpl w:val="6AF23454"/>
@@ -2934,7 +2916,7 @@
       </w:rPr>
     </w:lvl>
   </w:abstractNum>
-  <w:abstractNum w:abstractNumId="28" w15:restartNumberingAfterBreak="0">
+  <w:abstractNum w:abstractNumId="29" w15:restartNumberingAfterBreak="0">
     <w:nsid w:val="7FE3079B"/>
     <w:multiLevelType w:val="hybridMultilevel"/>
     <w:tmpl w:val="2196014C"/>
@@ -3024,91 +3006,94 @@
     </w:lvl>
   </w:abstractNum>
   <w:num w:numId="1" w16cid:durableId="340426281">
+    <w:abstractNumId w:val="28"/>
+  </w:num>
+  <w:num w:numId="2" w16cid:durableId="1416903129">
+    <w:abstractNumId w:val="8"/>
+  </w:num>
+  <w:num w:numId="3" w16cid:durableId="1896231310">
+    <w:abstractNumId w:val="20"/>
+  </w:num>
+  <w:num w:numId="4" w16cid:durableId="1106391179">
+    <w:abstractNumId w:val="25"/>
+  </w:num>
+  <w:num w:numId="5" w16cid:durableId="1724717609">
+    <w:abstractNumId w:val="15"/>
+  </w:num>
+  <w:num w:numId="6" w16cid:durableId="1865360636">
+    <w:abstractNumId w:val="7"/>
+  </w:num>
+  <w:num w:numId="7" w16cid:durableId="1720975788">
+    <w:abstractNumId w:val="22"/>
+  </w:num>
+  <w:num w:numId="8" w16cid:durableId="509102830">
+    <w:abstractNumId w:val="17"/>
+  </w:num>
+  <w:num w:numId="9" w16cid:durableId="1503812537">
     <w:abstractNumId w:val="27"/>
   </w:num>
-  <w:num w:numId="2" w16cid:durableId="1416903129">
-    <w:abstractNumId w:val="7"/>
+  <w:num w:numId="10" w16cid:durableId="503131292">
+    <w:abstractNumId w:val="6"/>
   </w:num>
-  <w:num w:numId="3" w16cid:durableId="1896231310">
-    <w:abstractNumId w:val="19"/>
-  </w:num>
-  <w:num w:numId="4" w16cid:durableId="1106391179">
+  <w:num w:numId="11" w16cid:durableId="417943909">
     <w:abstractNumId w:val="24"/>
   </w:num>
-  <w:num w:numId="5" w16cid:durableId="1724717609">
-    <w:abstractNumId w:val="14"/>
-  </w:num>
-  <w:num w:numId="6" w16cid:durableId="1865360636">
-    <w:abstractNumId w:val="6"/>
-  </w:num>
-  <w:num w:numId="7" w16cid:durableId="1720975788">
-    <w:abstractNumId w:val="21"/>
-  </w:num>
-  <w:num w:numId="8" w16cid:durableId="509102830">
-    <w:abstractNumId w:val="16"/>
-  </w:num>
-  <w:num w:numId="9" w16cid:durableId="1503812537">
-    <w:abstractNumId w:val="26"/>
-  </w:num>
-  <w:num w:numId="10" w16cid:durableId="503131292">
-    <w:abstractNumId w:val="5"/>
-  </w:num>
-  <w:num w:numId="11" w16cid:durableId="417943909">
-    <w:abstractNumId w:val="23"/>
-  </w:num>
   <w:num w:numId="12" w16cid:durableId="1928926173">
-    <w:abstractNumId w:val="12"/>
+    <w:abstractNumId w:val="13"/>
   </w:num>
   <w:num w:numId="13" w16cid:durableId="2103257485">
-    <w:abstractNumId w:val="11"/>
+    <w:abstractNumId w:val="12"/>
   </w:num>
   <w:num w:numId="14" w16cid:durableId="832575031">
     <w:abstractNumId w:val="0"/>
   </w:num>
   <w:num w:numId="15" w16cid:durableId="757676417">
-    <w:abstractNumId w:val="1"/>
+    <w:abstractNumId w:val="2"/>
   </w:num>
   <w:num w:numId="16" w16cid:durableId="794175670">
+    <w:abstractNumId w:val="19"/>
+  </w:num>
+  <w:num w:numId="17" w16cid:durableId="200172578">
+    <w:abstractNumId w:val="29"/>
+  </w:num>
+  <w:num w:numId="18" w16cid:durableId="545414853">
+    <w:abstractNumId w:val="5"/>
+  </w:num>
+  <w:num w:numId="19" w16cid:durableId="860557609">
+    <w:abstractNumId w:val="14"/>
+  </w:num>
+  <w:num w:numId="20" w16cid:durableId="339624532">
+    <w:abstractNumId w:val="23"/>
+  </w:num>
+  <w:num w:numId="21" w16cid:durableId="1377697981">
     <w:abstractNumId w:val="18"/>
   </w:num>
-  <w:num w:numId="17" w16cid:durableId="200172578">
-    <w:abstractNumId w:val="28"/>
+  <w:num w:numId="22" w16cid:durableId="2136872977">
+    <w:abstractNumId w:val="3"/>
   </w:num>
-  <w:num w:numId="18" w16cid:durableId="545414853">
+  <w:num w:numId="23" w16cid:durableId="1806972923">
+    <w:abstractNumId w:val="10"/>
+  </w:num>
+  <w:num w:numId="24" w16cid:durableId="1736128299">
+    <w:abstractNumId w:val="11"/>
+  </w:num>
+  <w:num w:numId="25" w16cid:durableId="1883789789">
+    <w:abstractNumId w:val="21"/>
+  </w:num>
+  <w:num w:numId="26" w16cid:durableId="567807405">
     <w:abstractNumId w:val="4"/>
   </w:num>
-  <w:num w:numId="19" w16cid:durableId="860557609">
-    <w:abstractNumId w:val="13"/>
+  <w:num w:numId="27" w16cid:durableId="141435897">
+    <w:abstractNumId w:val="16"/>
   </w:num>
-  <w:num w:numId="20" w16cid:durableId="339624532">
-    <w:abstractNumId w:val="22"/>
+  <w:num w:numId="28" w16cid:durableId="1113524657">
+    <w:abstractNumId w:val="26"/>
   </w:num>
-  <w:num w:numId="21" w16cid:durableId="1377697981">
-    <w:abstractNumId w:val="17"/>
-  </w:num>
-  <w:num w:numId="22" w16cid:durableId="2136872977">
-    <w:abstractNumId w:val="2"/>
-  </w:num>
-  <w:num w:numId="23" w16cid:durableId="1806972923">
+  <w:num w:numId="29" w16cid:durableId="1695233109">
     <w:abstractNumId w:val="9"/>
   </w:num>
-  <w:num w:numId="24" w16cid:durableId="1736128299">
-    <w:abstractNumId w:val="10"/>
-  </w:num>
-  <w:num w:numId="25" w16cid:durableId="1883789789">
-    <w:abstractNumId w:val="20"/>
-  </w:num>
-  <w:num w:numId="26" w16cid:durableId="567807405">
-    <w:abstractNumId w:val="3"/>
-  </w:num>
-  <w:num w:numId="27" w16cid:durableId="141435897">
-    <w:abstractNumId w:val="15"/>
-  </w:num>
-  <w:num w:numId="28" w16cid:durableId="1113524657">
-    <w:abstractNumId w:val="25"/>
-  </w:num>
-  <w:num w:numId="29" w16cid:durableId="1695233109">
-    <w:abstractNumId w:val="8"/>
+  <w:num w:numId="30" w16cid:durableId="113714034">
+    <w:abstractNumId w:val="1"/>
   </w:num>
 </w:numbering>
 </file>
@@ -3554,7 +3539,7 @@
     <w:rPr>
       <w:rFonts w:asciiTheme="majorHAnsi" w:eastAsiaTheme="majorEastAsia" w:hAnsiTheme="majorHAnsi" w:cstheme="majorBidi"/>
       <w:color w:val="0F4761" w:themeColor="accent1" w:themeShade="BF"/>
-      <w:sz w:val="32"/>
+      <w:sz w:val="40"/>
       <w:szCs w:val="32"/>
     </w:rPr>
   </w:style>
@@ -3577,7 +3562,7 @@
     <w:rPr>
       <w:rFonts w:eastAsiaTheme="majorEastAsia" w:cstheme="majorBidi"/>
       <w:color w:val="0F4761" w:themeColor="accent1" w:themeShade="BF"/>
-      <w:sz w:val="28"/>
+      <w:sz w:val="40"/>
       <w:szCs w:val="28"/>
     </w:rPr>
   </w:style>
@@ -3602,6 +3587,7 @@
       <w:i/>
       <w:iCs/>
       <w:color w:val="0F4761" w:themeColor="accent1" w:themeShade="BF"/>
+      <w:sz w:val="40"/>
     </w:rPr>
   </w:style>
   <w:style w:type="paragraph" w:styleId="Heading5">
@@ -3623,6 +3609,7 @@
     <w:rPr>
       <w:rFonts w:eastAsiaTheme="majorEastAsia" w:cstheme="majorBidi"/>
       <w:color w:val="0F4761" w:themeColor="accent1" w:themeShade="BF"/>
+      <w:sz w:val="40"/>
     </w:rPr>
   </w:style>
   <w:style w:type="paragraph" w:styleId="Heading6">
@@ -3646,6 +3633,7 @@
       <w:i/>
       <w:iCs/>
       <w:color w:val="595959" w:themeColor="text1" w:themeTint="A6"/>
+      <w:sz w:val="40"/>
     </w:rPr>
   </w:style>
   <w:style w:type="paragraph" w:styleId="Heading7">
@@ -3667,6 +3655,7 @@
     <w:rPr>
       <w:rFonts w:eastAsiaTheme="majorEastAsia" w:cstheme="majorBidi"/>
       <w:color w:val="595959" w:themeColor="text1" w:themeTint="A6"/>
+      <w:sz w:val="40"/>
     </w:rPr>
   </w:style>
   <w:style w:type="paragraph" w:styleId="Heading8">
@@ -3690,6 +3679,7 @@
       <w:i/>
       <w:iCs/>
       <w:color w:val="272727" w:themeColor="text1" w:themeTint="D8"/>
+      <w:sz w:val="40"/>
     </w:rPr>
   </w:style>
   <w:style w:type="paragraph" w:styleId="Heading9">
@@ -3711,6 +3701,7 @@
     <w:rPr>
       <w:rFonts w:eastAsiaTheme="majorEastAsia" w:cstheme="majorBidi"/>
       <w:color w:val="272727" w:themeColor="text1" w:themeTint="D8"/>
+      <w:sz w:val="40"/>
     </w:rPr>
   </w:style>
   <w:style w:type="character" w:default="1" w:styleId="DefaultParagraphFont">

--- a/assets/downloads/simulation-1/postsimulation-activity-2-reflection.docx
+++ b/assets/downloads/simulation-1/postsimulation-activity-2-reflection.docx
@@ -5,25 +5,54 @@
     <w:p>
       <w:pPr>
         <w:pStyle w:val="Heading1"/>
-      </w:pPr>
-      <w:proofErr w:type="spellStart"/>
+        <w:spacing w:after="0" w:line="480" w:lineRule="auto"/>
+        <w:rPr>
+          <w:rFonts w:ascii="Times New Roman" w:eastAsia="Times New Roman" w:hAnsi="Times New Roman" w:cs="Times New Roman"/>
+          <w:color w:val="000000"/>
+          <w:sz w:val="24"/>
+          <w:szCs w:val="24"/>
+        </w:rPr>
+      </w:pPr>
       <w:r>
         <w:rPr>
+          <w:rFonts w:ascii="Aptos" w:eastAsia="Aptos" w:hAnsi="Aptos" w:cs="Aptos"/>
+          <w:color w:val="000000"/>
           <w:sz w:val="40"/>
           <w:szCs w:val="40"/>
         </w:rPr>
-        <w:t>Postsimulation</w:t>
+        <w:t/>
       </w:r>
-      <w:proofErr w:type="spellEnd"/>
       <w:r>
         <w:rPr>
+          <w:rFonts w:ascii="Aptos" w:eastAsia="Aptos" w:hAnsi="Aptos" w:cs="Aptos"/>
+          <w:color w:val="000000"/>
           <w:sz w:val="40"/>
           <w:szCs w:val="40"/>
         </w:rPr>
-        <w:t xml:space="preserve"> </w:t>
+        <w:t/>
       </w:r>
       <w:r>
         <w:rPr>
+          <w:rFonts w:ascii="Aptos" w:eastAsia="Aptos" w:hAnsi="Aptos" w:cs="Aptos"/>
+          <w:color w:val="000000"/>
+          <w:sz w:val="40"/>
+          <w:szCs w:val="40"/>
+        </w:rPr>
+        <w:t/>
+      </w:r>
+      <w:r>
+        <w:rPr>
+          <w:rFonts w:ascii="Aptos" w:eastAsia="Aptos" w:hAnsi="Aptos" w:cs="Aptos"/>
+          <w:color w:val="000000"/>
+          <w:sz w:val="40"/>
+          <w:szCs w:val="40"/>
+        </w:rPr>
+        <w:t xml:space="preserve">Postsimulation </w:t>
+      </w:r>
+      <w:r>
+        <w:rPr>
+          <w:rFonts w:ascii="Aptos" w:eastAsia="Aptos" w:hAnsi="Aptos" w:cs="Aptos"/>
+          <w:color w:val="000000"/>
           <w:sz w:val="40"/>
           <w:szCs w:val="40"/>
         </w:rPr>
@@ -31,6 +60,8 @@
       </w:r>
       <w:r>
         <w:rPr>
+          <w:rFonts w:ascii="Aptos" w:eastAsia="Aptos" w:hAnsi="Aptos" w:cs="Aptos"/>
+          <w:color w:val="000000"/>
           <w:sz w:val="40"/>
           <w:szCs w:val="40"/>
         </w:rPr>
@@ -38,6 +69,8 @@
       </w:r>
       <w:r>
         <w:rPr>
+          <w:rFonts w:ascii="Aptos" w:eastAsia="Aptos" w:hAnsi="Aptos" w:cs="Aptos"/>
+          <w:color w:val="000000"/>
           <w:sz w:val="40"/>
           <w:szCs w:val="40"/>
         </w:rPr>
@@ -45,27 +78,81 @@
       </w:r>
     </w:p>
     <w:p>
+      <w:pPr>
+        <w:spacing w:after="0" w:line="480" w:lineRule="auto"/>
+        <w:rPr>
+          <w:rFonts w:ascii="Times New Roman" w:eastAsia="Times New Roman" w:hAnsi="Times New Roman" w:cs="Times New Roman"/>
+          <w:color w:val="000000"/>
+          <w:sz w:val="24"/>
+          <w:szCs w:val="24"/>
+        </w:rPr>
+      </w:pPr>
       <w:r>
-        <w:t xml:space="preserve">Reflecting on your learning experiences is a key aspect of simulation. Here, you will have the opportunity to consider your actions during the simulation and plan for future similar encounters. This is a safe place to verbalize your feelings and experiences related to </w:t>
-      </w:r>
-      <w:proofErr w:type="gramStart"/>
-      <w:r>
-        <w:t>the simulation</w:t>
-      </w:r>
-      <w:proofErr w:type="gramEnd"/>
-      <w:r>
-        <w:t>.</w:t>
+        <w:rPr>
+          <w:rFonts w:ascii="Aptos" w:eastAsia="Aptos" w:hAnsi="Aptos" w:cs="Aptos"/>
+          <w:color w:val="000000"/>
+          <w:sz w:val="24"/>
+          <w:szCs w:val="24"/>
+        </w:rPr>
+        <w:t xml:space="preserve">Reflecting on your learning experiences is a key aspect of simulation. Here, you will have the opportunity to consider your actions during the simulation and plan for future similar encounters. </w:t>
       </w:r>
       <w:r>
+        <w:rPr>
+          <w:rFonts w:ascii="Aptos" w:eastAsia="Aptos" w:hAnsi="Aptos" w:cs="Aptos"/>
+          <w:color w:val="000000"/>
+          <w:sz w:val="24"/>
+          <w:szCs w:val="24"/>
+        </w:rPr>
+        <w:lastRenderedPageBreak/>
+        <w:t>This is a safe place to verbalize your feelings and experiences related to the simulation.</w:t>
+      </w:r>
+      <w:r>
+        <w:rPr>
+          <w:rFonts w:ascii="Aptos" w:eastAsia="Aptos" w:hAnsi="Aptos" w:cs="Aptos"/>
+          <w:color w:val="000000"/>
+          <w:sz w:val="24"/>
+          <w:szCs w:val="24"/>
+        </w:rPr>
         <w:t xml:space="preserve"> </w:t>
       </w:r>
       <w:r>
+        <w:rPr>
+          <w:rFonts w:ascii="Aptos" w:eastAsia="Aptos" w:hAnsi="Aptos" w:cs="Aptos"/>
+          <w:color w:val="000000"/>
+          <w:sz w:val="24"/>
+          <w:szCs w:val="24"/>
+        </w:rPr>
         <w:t>It is also expected that you will respect others’ opinions, ideas, and feelings.</w:t>
       </w:r>
     </w:p>
-    <w:p/>
     <w:p>
+      <w:pPr>
+        <w:spacing w:after="0" w:line="480" w:lineRule="auto"/>
+        <w:rPr>
+          <w:rFonts w:ascii="Times New Roman" w:eastAsia="Times New Roman" w:hAnsi="Times New Roman" w:cs="Times New Roman"/>
+          <w:color w:val="000000"/>
+          <w:sz w:val="24"/>
+          <w:szCs w:val="24"/>
+        </w:rPr>
+      </w:pPr>
+    </w:p>
+    <w:p>
+      <w:pPr>
+        <w:spacing w:after="0" w:line="480" w:lineRule="auto"/>
+        <w:rPr>
+          <w:rFonts w:ascii="Times New Roman" w:eastAsia="Times New Roman" w:hAnsi="Times New Roman" w:cs="Times New Roman"/>
+          <w:color w:val="000000"/>
+          <w:sz w:val="24"/>
+          <w:szCs w:val="24"/>
+        </w:rPr>
+      </w:pPr>
       <w:r>
+        <w:rPr>
+          <w:rFonts w:ascii="Aptos" w:eastAsia="Aptos" w:hAnsi="Aptos" w:cs="Aptos"/>
+          <w:color w:val="000000"/>
+          <w:sz w:val="24"/>
+          <w:szCs w:val="24"/>
+        </w:rPr>
         <w:t>Consider the following questions as they relate to your simulation experience:</w:t>
       </w:r>
     </w:p>
@@ -74,10 +161,24 @@
         <w:pStyle w:val="ListParagraph"/>
         <w:numPr>
           <w:ilvl w:val="0"/>
-          <w:numId w:val="30"/>
+          <w:numId w:val="29"/>
         </w:numPr>
+        <w:spacing w:after="0" w:line="480" w:lineRule="auto"/>
+        <w:ind w:left="720"/>
+        <w:rPr>
+          <w:rFonts w:ascii="Times New Roman" w:hAnsi="Times New Roman" w:cs="Times New Roman"/>
+          <w:color w:val="000000"/>
+          <w:sz w:val="24"/>
+          <w:szCs w:val="24"/>
+        </w:rPr>
       </w:pPr>
       <w:r>
+        <w:rPr>
+          <w:rFonts w:ascii="Aptos" w:hAnsi="Aptos" w:cs="Aptos" w:eastAsia="Aptos"/>
+          <w:color w:val="000000"/>
+          <w:sz w:val="24"/>
+          <w:szCs w:val="24"/>
+        </w:rPr>
         <w:t>What information did you utilize to make your RTP or forfeit decision?</w:t>
       </w:r>
     </w:p>
@@ -86,10 +187,24 @@
         <w:pStyle w:val="ListParagraph"/>
         <w:numPr>
           <w:ilvl w:val="0"/>
-          <w:numId w:val="30"/>
+          <w:numId w:val="29"/>
         </w:numPr>
+        <w:spacing w:after="0" w:line="480" w:lineRule="auto"/>
+        <w:ind w:left="720"/>
+        <w:rPr>
+          <w:rFonts w:ascii="Times New Roman" w:hAnsi="Times New Roman" w:cs="Times New Roman"/>
+          <w:color w:val="000000"/>
+          <w:sz w:val="24"/>
+          <w:szCs w:val="24"/>
+        </w:rPr>
       </w:pPr>
       <w:r>
+        <w:rPr>
+          <w:rFonts w:ascii="Aptos" w:hAnsi="Aptos" w:cs="Aptos" w:eastAsia="Aptos"/>
+          <w:color w:val="000000"/>
+          <w:sz w:val="24"/>
+          <w:szCs w:val="24"/>
+        </w:rPr>
         <w:t>In what areas did you feel adequately prepared for this simulation?</w:t>
       </w:r>
     </w:p>
@@ -98,10 +213,24 @@
         <w:pStyle w:val="ListParagraph"/>
         <w:numPr>
           <w:ilvl w:val="0"/>
-          <w:numId w:val="30"/>
+          <w:numId w:val="29"/>
         </w:numPr>
+        <w:spacing w:after="0" w:line="480" w:lineRule="auto"/>
+        <w:ind w:left="720"/>
+        <w:rPr>
+          <w:rFonts w:ascii="Times New Roman" w:hAnsi="Times New Roman" w:cs="Times New Roman"/>
+          <w:color w:val="000000"/>
+          <w:sz w:val="24"/>
+          <w:szCs w:val="24"/>
+        </w:rPr>
       </w:pPr>
       <w:r>
+        <w:rPr>
+          <w:rFonts w:ascii="Aptos" w:hAnsi="Aptos" w:cs="Aptos" w:eastAsia="Aptos"/>
+          <w:color w:val="000000"/>
+          <w:sz w:val="24"/>
+          <w:szCs w:val="24"/>
+        </w:rPr>
         <w:t>If you were to complete this simulation again, what skills would you work on to improve?</w:t>
       </w:r>
     </w:p>
@@ -110,15 +239,29 @@
         <w:pStyle w:val="ListParagraph"/>
         <w:numPr>
           <w:ilvl w:val="0"/>
-          <w:numId w:val="30"/>
+          <w:numId w:val="29"/>
         </w:numPr>
+        <w:spacing w:after="0" w:line="480" w:lineRule="auto"/>
+        <w:ind w:left="720"/>
+        <w:rPr>
+          <w:rFonts w:ascii="Times New Roman" w:hAnsi="Times New Roman" w:cs="Times New Roman"/>
+          <w:color w:val="000000"/>
+          <w:sz w:val="24"/>
+          <w:szCs w:val="24"/>
+        </w:rPr>
       </w:pPr>
       <w:r>
+        <w:rPr>
+          <w:rFonts w:ascii="Aptos" w:hAnsi="Aptos" w:cs="Aptos" w:eastAsia="Aptos"/>
+          <w:color w:val="000000"/>
+          <w:sz w:val="24"/>
+          <w:szCs w:val="24"/>
+        </w:rPr>
         <w:t>How does this simulation activity prepare you for clinical practice?</w:t>
       </w:r>
     </w:p>
     <w:sectPr>
-      <w:footerReference w:type="default" r:id="rId7"/>
+      <w:footerReference w:type="default" r:id="rId12"/>
       <w:pgSz w:w="12240" w:h="15840"/>
       <w:pgMar w:top="1440" w:right="1440" w:bottom="1440" w:left="1440" w:header="706" w:footer="706" w:gutter="0"/>
       <w:cols w:space="720"/>
@@ -128,33 +271,50 @@
 </w:document>
 </file>
 
-<file path=word/endnotes.xml><?xml version="1.0" encoding="utf-8"?>
-<w:endnotes xmlns:wpc="http://schemas.microsoft.com/office/word/2010/wordprocessingCanvas" xmlns:cx="http://schemas.microsoft.com/office/drawing/2014/chartex" xmlns:cx1="http://schemas.microsoft.com/office/drawing/2015/9/8/chartex" xmlns:cx2="http://schemas.microsoft.com/office/drawing/2015/10/21/chartex" xmlns:cx3="http://schemas.microsoft.com/office/drawing/2016/5/9/chartex" xmlns:cx4="http://schemas.microsoft.com/office/drawing/2016/5/10/chartex" xmlns:cx5="http://schemas.microsoft.com/office/drawing/2016/5/11/chartex" xmlns:cx6="http://schemas.microsoft.com/office/drawing/2016/5/12/chartex" xmlns:cx7="http://schemas.microsoft.com/office/drawing/2016/5/13/chartex" xmlns:cx8="http://schemas.microsoft.com/office/drawing/2016/5/14/chartex" xmlns:mc="http://schemas.openxmlformats.org/markup-compatibility/2006" xmlns:aink="http://schemas.microsoft.com/office/drawing/2016/ink" xmlns:am3d="http://schemas.microsoft.com/office/drawing/2017/model3d" xmlns:o="urn:schemas-microsoft-com:office:office" xmlns:oel="http://schemas.microsoft.com/office/2019/extlst" xmlns:r="http://schemas.openxmlformats.org/officeDocument/2006/relationships" xmlns:m="http://schemas.openxmlformats.org/officeDocument/2006/math" xmlns:v="urn:schemas-microsoft-com:vml" xmlns:wp14="http://schemas.microsoft.com/office/word/2010/wordprocessingDrawing" xmlns:wp="http://schemas.openxmlformats.org/drawingml/2006/wordprocessingDrawing" xmlns:w10="urn:schemas-microsoft-com:office:word" xmlns:w="http://schemas.openxmlformats.org/wordprocessingml/2006/main" xmlns:w14="http://schemas.microsoft.com/office/word/2010/wordml" xmlns:w15="http://schemas.microsoft.com/office/word/2012/wordml" xmlns:w16cei="http://schemas.microsoft.com/office/word/2026/wordml/cei" xmlns:w16cex="http://schemas.microsoft.com/office/word/2018/wordml/cex" xmlns:w16cid="http://schemas.microsoft.com/office/word/2016/wordml/cid" xmlns:w16="http://schemas.microsoft.com/office/word/2018/wordml" xmlns:w16du="http://schemas.microsoft.com/office/word/2023/wordml/word16du" xmlns:w16sdtdh="http://schemas.microsoft.com/office/word/2020/wordml/sdtdatahash" xmlns:w16sdtfl="http://schemas.microsoft.com/office/word/2024/wordml/sdtformatlock" xmlns:w16se="http://schemas.microsoft.com/office/word/2015/wordml/symex" xmlns:wpg="http://schemas.microsoft.com/office/word/2010/wordprocessingGroup" xmlns:wpi="http://schemas.microsoft.com/office/word/2010/wordprocessingInk" xmlns:wne="http://schemas.microsoft.com/office/word/2006/wordml" xmlns:wps="http://schemas.microsoft.com/office/word/2010/wordprocessingShape" mc:Ignorable="w14 w15 w16se w16cid w16 w16cex w16sdtdh w16sdtfl w16du wp14">
-  <w:endnote w:type="separator" w:id="-1">
+<file path=word/comments.xml><?xml version="1.0" encoding="utf-8"?>
+<w:comments xmlns:wpc="http://schemas.microsoft.com/office/word/2010/wordprocessingCanvas" xmlns:cx="http://schemas.microsoft.com/office/drawing/2014/chartex" xmlns:cx1="http://schemas.microsoft.com/office/drawing/2015/9/8/chartex" xmlns:cx2="http://schemas.microsoft.com/office/drawing/2015/10/21/chartex" xmlns:cx3="http://schemas.microsoft.com/office/drawing/2016/5/9/chartex" xmlns:cx4="http://schemas.microsoft.com/office/drawing/2016/5/10/chartex" xmlns:cx5="http://schemas.microsoft.com/office/drawing/2016/5/11/chartex" xmlns:cx6="http://schemas.microsoft.com/office/drawing/2016/5/12/chartex" xmlns:cx7="http://schemas.microsoft.com/office/drawing/2016/5/13/chartex" xmlns:cx8="http://schemas.microsoft.com/office/drawing/2016/5/14/chartex" xmlns:mc="http://schemas.openxmlformats.org/markup-compatibility/2006" xmlns:aink="http://schemas.microsoft.com/office/drawing/2016/ink" xmlns:am3d="http://schemas.microsoft.com/office/drawing/2017/model3d" xmlns:o="urn:schemas-microsoft-com:office:office" xmlns:oel="http://schemas.microsoft.com/office/2019/extlst" xmlns:r="http://schemas.openxmlformats.org/officeDocument/2006/relationships" xmlns:m="http://schemas.openxmlformats.org/officeDocument/2006/math" xmlns:v="urn:schemas-microsoft-com:vml" xmlns:wp14="http://schemas.microsoft.com/office/word/2010/wordprocessingDrawing" xmlns:wp="http://schemas.openxmlformats.org/drawingml/2006/wordprocessingDrawing" xmlns:w10="urn:schemas-microsoft-com:office:word" xmlns:w="http://schemas.openxmlformats.org/wordprocessingml/2006/main" xmlns:w14="http://schemas.microsoft.com/office/word/2010/wordml" xmlns:w15="http://schemas.microsoft.com/office/word/2012/wordml" xmlns:w16cei="http://schemas.microsoft.com/office/word/2026/wordml/cei" xmlns:w16cex="http://schemas.microsoft.com/office/word/2018/wordml/cex" xmlns:w16cid="http://schemas.microsoft.com/office/word/2016/wordml/cid" xmlns:w16="http://schemas.microsoft.com/office/word/2018/wordml" xmlns:w16du="http://schemas.microsoft.com/office/word/2023/wordml/word16du" xmlns:w16sdtdh="http://schemas.microsoft.com/office/word/2020/wordml/sdtdatahash" xmlns:w16sdtfl="http://schemas.microsoft.com/office/word/2024/wordml/sdtformatlock" xmlns:w16se="http://schemas.microsoft.com/office/word/2015/wordml/symex" xmlns:wpg="http://schemas.microsoft.com/office/word/2010/wordprocessingGroup" xmlns:wpi="http://schemas.microsoft.com/office/word/2010/wordprocessingInk" xmlns:wne="http://schemas.microsoft.com/office/word/2006/wordml" xmlns:wps="http://schemas.microsoft.com/office/word/2010/wordprocessingShape" mc:Ignorable="w14 w15 w16se w16cid w16 w16cex w16sdtdh w16sdtfl w16du wp14">
+  <w:comment w:id="1" w:author="Anna Seaman" w:date="2026-08-14T09:11:00Z" w:initials="AS">
     <w:p>
       <w:pPr>
-        <w:spacing w:after="0" w:line="240" w:lineRule="auto"/>
+        <w:pStyle w:val="CommentText"/>
       </w:pPr>
       <w:r>
-        <w:separator/>
+        <w:rPr>
+          <w:rStyle w:val="CommentReference"/>
+        </w:rPr>
+        <w:annotationRef/>
+      </w:r>
+      <w:r>
+        <w:rPr>
+          <w:rFonts w:ascii="Aptos" w:hAnsi="Aptos" w:eastAsia="Aptos" w:cs="Aptos"/>
+        </w:rPr>
+        <w:t>Claire: Check that this credit line appears in your build.</w:t>
       </w:r>
     </w:p>
-  </w:endnote>
-  <w:endnote w:type="continuationSeparator" w:id="0">
-    <w:p>
-      <w:pPr>
-        <w:spacing w:after="0" w:line="240" w:lineRule="auto"/>
-      </w:pPr>
-      <w:r>
-        <w:continuationSeparator/>
-      </w:r>
-    </w:p>
-  </w:endnote>
-</w:endnotes>
+  </w:comment>
+</w:comments>
+</file>
+
+<file path=word/commentsExtended.xml><?xml version="1.0" encoding="utf-8"?>
+<w15:commentsEx xmlns:wpc="http://schemas.microsoft.com/office/word/2010/wordprocessingCanvas" xmlns:cx="http://schemas.microsoft.com/office/drawing/2014/chartex" xmlns:cx1="http://schemas.microsoft.com/office/drawing/2015/9/8/chartex" xmlns:cx2="http://schemas.microsoft.com/office/drawing/2015/10/21/chartex" xmlns:cx3="http://schemas.microsoft.com/office/drawing/2016/5/9/chartex" xmlns:cx4="http://schemas.microsoft.com/office/drawing/2016/5/10/chartex" xmlns:cx5="http://schemas.microsoft.com/office/drawing/2016/5/11/chartex" xmlns:cx6="http://schemas.microsoft.com/office/drawing/2016/5/12/chartex" xmlns:cx7="http://schemas.microsoft.com/office/drawing/2016/5/13/chartex" xmlns:cx8="http://schemas.microsoft.com/office/drawing/2016/5/14/chartex" xmlns:mc="http://schemas.openxmlformats.org/markup-compatibility/2006" xmlns:aink="http://schemas.microsoft.com/office/drawing/2016/ink" xmlns:am3d="http://schemas.microsoft.com/office/drawing/2017/model3d" xmlns:o="urn:schemas-microsoft-com:office:office" xmlns:oel="http://schemas.microsoft.com/office/2019/extlst" xmlns:r="http://schemas.openxmlformats.org/officeDocument/2006/relationships" xmlns:m="http://schemas.openxmlformats.org/officeDocument/2006/math" xmlns:v="urn:schemas-microsoft-com:vml" xmlns:wp14="http://schemas.microsoft.com/office/word/2010/wordprocessingDrawing" xmlns:wp="http://schemas.openxmlformats.org/drawingml/2006/wordprocessingDrawing" xmlns:w10="urn:schemas-microsoft-com:office:word" xmlns:w="http://schemas.openxmlformats.org/wordprocessingml/2006/main" xmlns:w14="http://schemas.microsoft.com/office/word/2010/wordml" xmlns:w15="http://schemas.microsoft.com/office/word/2012/wordml" xmlns:w16cei="http://schemas.microsoft.com/office/word/2026/wordml/cei" xmlns:w16cex="http://schemas.microsoft.com/office/word/2018/wordml/cex" xmlns:w16cid="http://schemas.microsoft.com/office/word/2016/wordml/cid" xmlns:w16="http://schemas.microsoft.com/office/word/2018/wordml" xmlns:w16du="http://schemas.microsoft.com/office/word/2023/wordml/word16du" xmlns:w16sdtdh="http://schemas.microsoft.com/office/word/2020/wordml/sdtdatahash" xmlns:w16sdtfl="http://schemas.microsoft.com/office/word/2024/wordml/sdtformatlock" xmlns:w16se="http://schemas.microsoft.com/office/word/2015/wordml/symex" xmlns:wpg="http://schemas.microsoft.com/office/word/2010/wordprocessingGroup" xmlns:wpi="http://schemas.microsoft.com/office/word/2010/wordprocessingInk" xmlns:wne="http://schemas.microsoft.com/office/word/2006/wordml" xmlns:wps="http://schemas.microsoft.com/office/word/2010/wordprocessingShape" mc:Ignorable="w14 w15 w16se w16cid w16 w16cex w16sdtdh w16sdtfl w16du wp14">
+  <w15:commentEx w15:paraId="561A1645" w15:done="0"/>
+</w15:commentsEx>
+</file>
+
+<file path=word/commentsExtensible.xml><?xml version="1.0" encoding="utf-8"?>
+<w16cex:commentsExtensible xmlns:wpc="http://schemas.microsoft.com/office/word/2010/wordprocessingCanvas" xmlns:cx="http://schemas.microsoft.com/office/drawing/2014/chartex" xmlns:cx1="http://schemas.microsoft.com/office/drawing/2015/9/8/chartex" xmlns:cx2="http://schemas.microsoft.com/office/drawing/2015/10/21/chartex" xmlns:cx3="http://schemas.microsoft.com/office/drawing/2016/5/9/chartex" xmlns:cx4="http://schemas.microsoft.com/office/drawing/2016/5/10/chartex" xmlns:cx5="http://schemas.microsoft.com/office/drawing/2016/5/11/chartex" xmlns:cx6="http://schemas.microsoft.com/office/drawing/2016/5/12/chartex" xmlns:cx7="http://schemas.microsoft.com/office/drawing/2016/5/13/chartex" xmlns:cx8="http://schemas.microsoft.com/office/drawing/2016/5/14/chartex" xmlns:cr="http://schemas.microsoft.com/office/comments/2020/reactions" xmlns:mc="http://schemas.openxmlformats.org/markup-compatibility/2006" xmlns:aink="http://schemas.microsoft.com/office/drawing/2016/ink" xmlns:am3d="http://schemas.microsoft.com/office/drawing/2017/model3d" xmlns:o="urn:schemas-microsoft-com:office:office" xmlns:oel="http://schemas.microsoft.com/office/2019/extlst" xmlns:r="http://schemas.openxmlformats.org/officeDocument/2006/relationships" xmlns:m="http://schemas.openxmlformats.org/officeDocument/2006/math" xmlns:v="urn:schemas-microsoft-com:vml" xmlns:wp14="http://schemas.microsoft.com/office/word/2010/wordprocessingDrawing" xmlns:wp="http://schemas.openxmlformats.org/drawingml/2006/wordprocessingDrawing" xmlns:w10="urn:schemas-microsoft-com:office:word" xmlns:w="http://schemas.openxmlformats.org/wordprocessingml/2006/main" xmlns:w14="http://schemas.microsoft.com/office/word/2010/wordml" xmlns:w15="http://schemas.microsoft.com/office/word/2012/wordml" xmlns:w16cei="http://schemas.microsoft.com/office/word/2026/wordml/cei" xmlns:w16cex="http://schemas.microsoft.com/office/word/2018/wordml/cex" xmlns:w16cid="http://schemas.microsoft.com/office/word/2016/wordml/cid" xmlns:w16="http://schemas.microsoft.com/office/word/2018/wordml" xmlns:w16du="http://schemas.microsoft.com/office/word/2023/wordml/word16du" xmlns:w16sdtdh="http://schemas.microsoft.com/office/word/2020/wordml/sdtdatahash" xmlns:w16sdtfl="http://schemas.microsoft.com/office/word/2024/wordml/sdtformatlock" xmlns:w16se="http://schemas.microsoft.com/office/word/2015/wordml/symex" xmlns:wpg="http://schemas.microsoft.com/office/word/2010/wordprocessingGroup" xmlns:wpi="http://schemas.microsoft.com/office/word/2010/wordprocessingInk" xmlns:wne="http://schemas.microsoft.com/office/word/2006/wordml" xmlns:wps="http://schemas.microsoft.com/office/word/2010/wordprocessingShape" mc:Ignorable="w14 w15 w16se w16cid w16 w16cex w16sdtdh w16sdtfl cr w16du wp14">
+  <w16cex:commentExtensible w16cex:durableId="65825BAE" w16cex:dateUtc="2026-08-14T14:11:00Z"/>
+</w16cex:commentsExtensible>
+</file>
+
+<file path=word/commentsIds.xml><?xml version="1.0" encoding="utf-8"?>
+<w16cid:commentsIds xmlns:wpc="http://schemas.microsoft.com/office/word/2010/wordprocessingCanvas" xmlns:cx="http://schemas.microsoft.com/office/drawing/2014/chartex" xmlns:cx1="http://schemas.microsoft.com/office/drawing/2015/9/8/chartex" xmlns:cx2="http://schemas.microsoft.com/office/drawing/2015/10/21/chartex" xmlns:cx3="http://schemas.microsoft.com/office/drawing/2016/5/9/chartex" xmlns:cx4="http://schemas.microsoft.com/office/drawing/2016/5/10/chartex" xmlns:cx5="http://schemas.microsoft.com/office/drawing/2016/5/11/chartex" xmlns:cx6="http://schemas.microsoft.com/office/drawing/2016/5/12/chartex" xmlns:cx7="http://schemas.microsoft.com/office/drawing/2016/5/13/chartex" xmlns:cx8="http://schemas.microsoft.com/office/drawing/2016/5/14/chartex" xmlns:mc="http://schemas.openxmlformats.org/markup-compatibility/2006" xmlns:aink="http://schemas.microsoft.com/office/drawing/2016/ink" xmlns:am3d="http://schemas.microsoft.com/office/drawing/2017/model3d" xmlns:o="urn:schemas-microsoft-com:office:office" xmlns:oel="http://schemas.microsoft.com/office/2019/extlst" xmlns:r="http://schemas.openxmlformats.org/officeDocument/2006/relationships" xmlns:m="http://schemas.openxmlformats.org/officeDocument/2006/math" xmlns:v="urn:schemas-microsoft-com:vml" xmlns:wp14="http://schemas.microsoft.com/office/word/2010/wordprocessingDrawing" xmlns:wp="http://schemas.openxmlformats.org/drawingml/2006/wordprocessingDrawing" xmlns:w10="urn:schemas-microsoft-com:office:word" xmlns:w="http://schemas.openxmlformats.org/wordprocessingml/2006/main" xmlns:w14="http://schemas.microsoft.com/office/word/2010/wordml" xmlns:w15="http://schemas.microsoft.com/office/word/2012/wordml" xmlns:w16cei="http://schemas.microsoft.com/office/word/2026/wordml/cei" xmlns:w16cex="http://schemas.microsoft.com/office/word/2018/wordml/cex" xmlns:w16cid="http://schemas.microsoft.com/office/word/2016/wordml/cid" xmlns:w16="http://schemas.microsoft.com/office/word/2018/wordml" xmlns:w16du="http://schemas.microsoft.com/office/word/2023/wordml/word16du" xmlns:w16sdtdh="http://schemas.microsoft.com/office/word/2020/wordml/sdtdatahash" xmlns:w16sdtfl="http://schemas.microsoft.com/office/word/2024/wordml/sdtformatlock" xmlns:w16se="http://schemas.microsoft.com/office/word/2015/wordml/symex" xmlns:wpg="http://schemas.microsoft.com/office/word/2010/wordprocessingGroup" xmlns:wpi="http://schemas.microsoft.com/office/word/2010/wordprocessingInk" xmlns:wne="http://schemas.microsoft.com/office/word/2006/wordml" xmlns:wps="http://schemas.microsoft.com/office/word/2010/wordprocessingShape" mc:Ignorable="w14 w15 w16se w16cid w16 w16cex w16sdtdh w16sdtfl w16du wp14">
+  <w16cid:commentId w16cid:paraId="561A1645" w16cid:durableId="65825BAE"/>
+</w16cid:commentsIds>
 </file>
 
 <file path=word/footer1.xml><?xml version="1.0" encoding="utf-8"?>
-<w:ftr xmlns:wpc="http://schemas.microsoft.com/office/word/2010/wordprocessingCanvas" xmlns:cx="http://schemas.microsoft.com/office/drawing/2014/chartex" xmlns:cx1="http://schemas.microsoft.com/office/drawing/2015/9/8/chartex" xmlns:cx2="http://schemas.microsoft.com/office/drawing/2015/10/21/chartex" xmlns:cx3="http://schemas.microsoft.com/office/drawing/2016/5/9/chartex" xmlns:cx4="http://schemas.microsoft.com/office/drawing/2016/5/10/chartex" xmlns:cx5="http://schemas.microsoft.com/office/drawing/2016/5/11/chartex" xmlns:cx6="http://schemas.microsoft.com/office/drawing/2016/5/12/chartex" xmlns:cx7="http://schemas.microsoft.com/office/drawing/2016/5/13/chartex" xmlns:cx8="http://schemas.microsoft.com/office/drawing/2016/5/14/chartex" xmlns:mc="http://schemas.openxmlformats.org/markup-compatibility/2006" xmlns:aink="http://schemas.microsoft.com/office/drawing/2016/ink" xmlns:am3d="http://schemas.microsoft.com/office/drawing/2017/model3d" xmlns:o="urn:schemas-microsoft-com:office:office" xmlns:oel="http://schemas.microsoft.com/office/2019/extlst" xmlns:r="http://schemas.openxmlformats.org/officeDocument/2006/relationships" xmlns:m="http://schemas.openxmlformats.org/officeDocument/2006/math" xmlns:v="urn:schemas-microsoft-com:vml" xmlns:wp14="http://schemas.microsoft.com/office/word/2010/wordprocessingDrawing" xmlns:wp="http://schemas.openxmlformats.org/drawingml/2006/wordprocessingDrawing" xmlns:w10="urn:schemas-microsoft-com:office:word" xmlns:w="http://schemas.openxmlformats.org/wordprocessingml/2006/main" xmlns:w14="http://schemas.microsoft.com/office/word/2010/wordml" xmlns:w15="http://schemas.microsoft.com/office/word/2012/wordml" xmlns:w16cei="http://schemas.microsoft.com/office/word/2026/wordml/cei" xmlns:w16cex="http://schemas.microsoft.com/office/word/2018/wordml/cex" xmlns:w16cid="http://schemas.microsoft.com/office/word/2016/wordml/cid" xmlns:w16="http://schemas.microsoft.com/office/word/2018/wordml" xmlns:w16du="http://schemas.microsoft.com/office/word/2023/wordml/word16du" xmlns:w16sdtdh="http://schemas.microsoft.com/office/word/2020/wordml/sdtdatahash" xmlns:w16sdtfl="http://schemas.microsoft.com/office/word/2024/wordml/sdtformatlock" xmlns:w16se="http://schemas.microsoft.com/office/word/2015/wordml/symex" xmlns:wpg="http://schemas.microsoft.com/office/word/2010/wordprocessingGroup" xmlns:wpi="http://schemas.microsoft.com/office/word/2010/wordprocessingInk" xmlns:wne="http://schemas.microsoft.com/office/word/2006/wordml" xmlns:wps="http://schemas.microsoft.com/office/word/2010/wordprocessingShape" mc:Ignorable="w14 w15 w16se w16cid w16 w16cex w16sdtdh w16sdtfl w16du wp14">
+<w:ftr xmlns:m="http://schemas.openxmlformats.org/officeDocument/2006/math" xmlns:mc="http://schemas.openxmlformats.org/markup-compatibility/2006" xmlns:mo="http://schemas.microsoft.com/office/mac/office/2008/main" xmlns:mv="urn:schemas-microsoft-com:mac:vml" xmlns:o="urn:schemas-microsoft-com:office:office" xmlns:r="http://schemas.openxmlformats.org/officeDocument/2006/relationships" xmlns:v="urn:schemas-microsoft-com:vml" xmlns:w10="urn:schemas-microsoft-com:office:word" xmlns:w14="http://schemas.microsoft.com/office/word/2010/wordml" xmlns:w="http://schemas.openxmlformats.org/wordprocessingml/2006/main" xmlns:wne="http://schemas.microsoft.com/office/word/2006/wordml" xmlns:wp14="http://schemas.microsoft.com/office/word/2010/wordprocessingDrawing" xmlns:wp="http://schemas.openxmlformats.org/drawingml/2006/wordprocessingDrawing" xmlns:wpc="http://schemas.microsoft.com/office/word/2010/wordprocessingCanvas" xmlns:wpg="http://schemas.microsoft.com/office/word/2010/wordprocessingGroup" xmlns:wpi="http://schemas.microsoft.com/office/word/2010/wordprocessingInk" xmlns:wps="http://schemas.microsoft.com/office/word/2010/wordprocessingShape" mc:Ignorable="w14 wp14">
   <w:p>
     <w:pPr>
       <w:spacing w:line="240" w:lineRule="auto" w:before="0" w:after="0"/>
@@ -162,14 +322,14 @@
     </w:pPr>
     <w:r>
       <w:rPr>
-        <w:rFonts w:ascii="Aptos" w:hAnsi="Aptos"/>
+        <w:rFonts w:ascii="Aptos" w:hAnsi="Aptos" w:eastAsia="Aptos" w:cs="Aptos"/>
         <w:sz w:val="18"/>
       </w:rPr>
       <w:t xml:space="preserve">From J.M. Larson and H.L. Stedge, </w:t>
     </w:r>
     <w:r>
       <w:rPr>
-        <w:rFonts w:ascii="Aptos" w:hAnsi="Aptos"/>
+        <w:rFonts w:ascii="Aptos" w:hAnsi="Aptos" w:eastAsia="Aptos" w:cs="Aptos"/>
         <w:i/>
         <w:sz w:val="18"/>
       </w:rPr>
@@ -177,38 +337,13 @@
     </w:r>
     <w:r>
       <w:rPr>
-        <w:rFonts w:ascii="Aptos" w:hAnsi="Aptos"/>
+        <w:rFonts w:ascii="Aptos" w:hAnsi="Aptos" w:eastAsia="Aptos" w:cs="Aptos"/>
         <w:sz w:val="18"/>
       </w:rPr>
       <w:t xml:space="preserve"> (Human Kinetics, 2027).</w:t>
     </w:r>
   </w:p>
 </w:ftr>
-</file>
-
-<file path=word/footnotes.xml><?xml version="1.0" encoding="utf-8"?>
-<w:footnotes xmlns:wpc="http://schemas.microsoft.com/office/word/2010/wordprocessingCanvas" xmlns:cx="http://schemas.microsoft.com/office/drawing/2014/chartex" xmlns:cx1="http://schemas.microsoft.com/office/drawing/2015/9/8/chartex" xmlns:cx2="http://schemas.microsoft.com/office/drawing/2015/10/21/chartex" xmlns:cx3="http://schemas.microsoft.com/office/drawing/2016/5/9/chartex" xmlns:cx4="http://schemas.microsoft.com/office/drawing/2016/5/10/chartex" xmlns:cx5="http://schemas.microsoft.com/office/drawing/2016/5/11/chartex" xmlns:cx6="http://schemas.microsoft.com/office/drawing/2016/5/12/chartex" xmlns:cx7="http://schemas.microsoft.com/office/drawing/2016/5/13/chartex" xmlns:cx8="http://schemas.microsoft.com/office/drawing/2016/5/14/chartex" xmlns:mc="http://schemas.openxmlformats.org/markup-compatibility/2006" xmlns:aink="http://schemas.microsoft.com/office/drawing/2016/ink" xmlns:am3d="http://schemas.microsoft.com/office/drawing/2017/model3d" xmlns:o="urn:schemas-microsoft-com:office:office" xmlns:oel="http://schemas.microsoft.com/office/2019/extlst" xmlns:r="http://schemas.openxmlformats.org/officeDocument/2006/relationships" xmlns:m="http://schemas.openxmlformats.org/officeDocument/2006/math" xmlns:v="urn:schemas-microsoft-com:vml" xmlns:wp14="http://schemas.microsoft.com/office/word/2010/wordprocessingDrawing" xmlns:wp="http://schemas.openxmlformats.org/drawingml/2006/wordprocessingDrawing" xmlns:w10="urn:schemas-microsoft-com:office:word" xmlns:w="http://schemas.openxmlformats.org/wordprocessingml/2006/main" xmlns:w14="http://schemas.microsoft.com/office/word/2010/wordml" xmlns:w15="http://schemas.microsoft.com/office/word/2012/wordml" xmlns:w16cei="http://schemas.microsoft.com/office/word/2026/wordml/cei" xmlns:w16cex="http://schemas.microsoft.com/office/word/2018/wordml/cex" xmlns:w16cid="http://schemas.microsoft.com/office/word/2016/wordml/cid" xmlns:w16="http://schemas.microsoft.com/office/word/2018/wordml" xmlns:w16du="http://schemas.microsoft.com/office/word/2023/wordml/word16du" xmlns:w16sdtdh="http://schemas.microsoft.com/office/word/2020/wordml/sdtdatahash" xmlns:w16sdtfl="http://schemas.microsoft.com/office/word/2024/wordml/sdtformatlock" xmlns:w16se="http://schemas.microsoft.com/office/word/2015/wordml/symex" xmlns:wpg="http://schemas.microsoft.com/office/word/2010/wordprocessingGroup" xmlns:wpi="http://schemas.microsoft.com/office/word/2010/wordprocessingInk" xmlns:wne="http://schemas.microsoft.com/office/word/2006/wordml" xmlns:wps="http://schemas.microsoft.com/office/word/2010/wordprocessingShape" mc:Ignorable="w14 w15 w16se w16cid w16 w16cex w16sdtdh w16sdtfl w16du wp14">
-  <w:footnote w:type="separator" w:id="-1">
-    <w:p>
-      <w:pPr>
-        <w:spacing w:after="0" w:line="240" w:lineRule="auto"/>
-      </w:pPr>
-      <w:r>
-        <w:separator/>
-      </w:r>
-    </w:p>
-  </w:footnote>
-  <w:footnote w:type="continuationSeparator" w:id="0">
-    <w:p>
-      <w:pPr>
-        <w:spacing w:after="0" w:line="240" w:lineRule="auto"/>
-      </w:pPr>
-      <w:r>
-        <w:continuationSeparator/>
-      </w:r>
-    </w:p>
-  </w:footnote>
-</w:footnotes>
 </file>
 
 <file path=word/numbering.xml><?xml version="1.0" encoding="utf-8"?>
@@ -303,92 +438,6 @@
     </w:lvl>
   </w:abstractNum>
   <w:abstractNum w:abstractNumId="1" w15:restartNumberingAfterBreak="0">
-    <w:nsid w:val="026B69D8"/>
-    <w:multiLevelType w:val="hybridMultilevel"/>
-    <w:tmpl w:val="ACF22E3A"/>
-    <w:lvl w:ilvl="0" w:tplc="0409000F">
-      <w:start w:val="1"/>
-      <w:numFmt w:val="decimal"/>
-      <w:lvlText w:val="%1."/>
-      <w:lvlJc w:val="left"/>
-      <w:pPr>
-        <w:ind w:left="720" w:hanging="360"/>
-      </w:pPr>
-    </w:lvl>
-    <w:lvl w:ilvl="1" w:tplc="04090019" w:tentative="1">
-      <w:start w:val="1"/>
-      <w:numFmt w:val="lowerLetter"/>
-      <w:lvlText w:val="%2."/>
-      <w:lvlJc w:val="left"/>
-      <w:pPr>
-        <w:ind w:left="1440" w:hanging="360"/>
-      </w:pPr>
-    </w:lvl>
-    <w:lvl w:ilvl="2" w:tplc="0409001B" w:tentative="1">
-      <w:start w:val="1"/>
-      <w:numFmt w:val="lowerRoman"/>
-      <w:lvlText w:val="%3."/>
-      <w:lvlJc w:val="right"/>
-      <w:pPr>
-        <w:ind w:left="2160" w:hanging="180"/>
-      </w:pPr>
-    </w:lvl>
-    <w:lvl w:ilvl="3" w:tplc="0409000F" w:tentative="1">
-      <w:start w:val="1"/>
-      <w:numFmt w:val="decimal"/>
-      <w:lvlText w:val="%4."/>
-      <w:lvlJc w:val="left"/>
-      <w:pPr>
-        <w:ind w:left="2880" w:hanging="360"/>
-      </w:pPr>
-    </w:lvl>
-    <w:lvl w:ilvl="4" w:tplc="04090019" w:tentative="1">
-      <w:start w:val="1"/>
-      <w:numFmt w:val="lowerLetter"/>
-      <w:lvlText w:val="%5."/>
-      <w:lvlJc w:val="left"/>
-      <w:pPr>
-        <w:ind w:left="3600" w:hanging="360"/>
-      </w:pPr>
-    </w:lvl>
-    <w:lvl w:ilvl="5" w:tplc="0409001B" w:tentative="1">
-      <w:start w:val="1"/>
-      <w:numFmt w:val="lowerRoman"/>
-      <w:lvlText w:val="%6."/>
-      <w:lvlJc w:val="right"/>
-      <w:pPr>
-        <w:ind w:left="4320" w:hanging="180"/>
-      </w:pPr>
-    </w:lvl>
-    <w:lvl w:ilvl="6" w:tplc="0409000F" w:tentative="1">
-      <w:start w:val="1"/>
-      <w:numFmt w:val="decimal"/>
-      <w:lvlText w:val="%7."/>
-      <w:lvlJc w:val="left"/>
-      <w:pPr>
-        <w:ind w:left="5040" w:hanging="360"/>
-      </w:pPr>
-    </w:lvl>
-    <w:lvl w:ilvl="7" w:tplc="04090019" w:tentative="1">
-      <w:start w:val="1"/>
-      <w:numFmt w:val="lowerLetter"/>
-      <w:lvlText w:val="%8."/>
-      <w:lvlJc w:val="left"/>
-      <w:pPr>
-        <w:ind w:left="5760" w:hanging="360"/>
-      </w:pPr>
-    </w:lvl>
-    <w:lvl w:ilvl="8" w:tplc="0409001B" w:tentative="1">
-      <w:start w:val="1"/>
-      <w:numFmt w:val="lowerRoman"/>
-      <w:lvlText w:val="%9."/>
-      <w:lvlJc w:val="right"/>
-      <w:pPr>
-        <w:ind w:left="6480" w:hanging="180"/>
-      </w:pPr>
-    </w:lvl>
-  </w:abstractNum>
-  <w:abstractNum w:abstractNumId="2" w15:restartNumberingAfterBreak="0">
     <w:nsid w:val="07904826"/>
     <w:multiLevelType w:val="hybridMultilevel"/>
     <w:tmpl w:val="305234A2"/>
@@ -477,7 +526,7 @@
       </w:pPr>
     </w:lvl>
   </w:abstractNum>
-  <w:abstractNum w:abstractNumId="3" w15:restartNumberingAfterBreak="0">
+  <w:abstractNum w:abstractNumId="2" w15:restartNumberingAfterBreak="0">
     <w:nsid w:val="0A300132"/>
     <w:multiLevelType w:val="hybridMultilevel"/>
     <w:tmpl w:val="EE524E66"/>
@@ -563,7 +612,7 @@
       </w:pPr>
     </w:lvl>
   </w:abstractNum>
-  <w:abstractNum w:abstractNumId="4" w15:restartNumberingAfterBreak="0">
+  <w:abstractNum w:abstractNumId="3" w15:restartNumberingAfterBreak="0">
     <w:nsid w:val="0DC692E3"/>
     <w:multiLevelType w:val="hybridMultilevel"/>
     <w:tmpl w:val="FFFFFFFF"/>
@@ -614,7 +663,7 @@
       <w:lvlJc w:val="left"/>
     </w:lvl>
   </w:abstractNum>
-  <w:abstractNum w:abstractNumId="5" w15:restartNumberingAfterBreak="0">
+  <w:abstractNum w:abstractNumId="4" w15:restartNumberingAfterBreak="0">
     <w:nsid w:val="0F70786C"/>
     <w:multiLevelType w:val="hybridMultilevel"/>
     <w:tmpl w:val="032AAECC"/>
@@ -727,7 +776,7 @@
       </w:rPr>
     </w:lvl>
   </w:abstractNum>
-  <w:abstractNum w:abstractNumId="6" w15:restartNumberingAfterBreak="0">
+  <w:abstractNum w:abstractNumId="5" w15:restartNumberingAfterBreak="0">
     <w:nsid w:val="110058FA"/>
     <w:multiLevelType w:val="hybridMultilevel"/>
     <w:tmpl w:val="6EB20EC8"/>
@@ -813,7 +862,7 @@
       </w:pPr>
     </w:lvl>
   </w:abstractNum>
-  <w:abstractNum w:abstractNumId="7" w15:restartNumberingAfterBreak="0">
+  <w:abstractNum w:abstractNumId="6" w15:restartNumberingAfterBreak="0">
     <w:nsid w:val="134E3D91"/>
     <w:multiLevelType w:val="hybridMultilevel"/>
     <w:tmpl w:val="3EBE5938"/>
@@ -926,7 +975,7 @@
       </w:rPr>
     </w:lvl>
   </w:abstractNum>
-  <w:abstractNum w:abstractNumId="8" w15:restartNumberingAfterBreak="0">
+  <w:abstractNum w:abstractNumId="7" w15:restartNumberingAfterBreak="0">
     <w:nsid w:val="20C90558"/>
     <w:multiLevelType w:val="hybridMultilevel"/>
     <w:tmpl w:val="0A9079C0"/>
@@ -1039,7 +1088,7 @@
       </w:rPr>
     </w:lvl>
   </w:abstractNum>
-  <w:abstractNum w:abstractNumId="9" w15:restartNumberingAfterBreak="0">
+  <w:abstractNum w:abstractNumId="8" w15:restartNumberingAfterBreak="0">
     <w:nsid w:val="229A231E"/>
     <w:multiLevelType w:val="hybridMultilevel"/>
     <w:tmpl w:val="9D1EFFFA"/>
@@ -1152,7 +1201,7 @@
       </w:rPr>
     </w:lvl>
   </w:abstractNum>
-  <w:abstractNum w:abstractNumId="10" w15:restartNumberingAfterBreak="0">
+  <w:abstractNum w:abstractNumId="9" w15:restartNumberingAfterBreak="0">
     <w:nsid w:val="27012345"/>
     <w:multiLevelType w:val="hybridMultilevel"/>
     <w:tmpl w:val="FFFFFFFF"/>
@@ -1203,7 +1252,7 @@
       <w:lvlJc w:val="left"/>
     </w:lvl>
   </w:abstractNum>
-  <w:abstractNum w:abstractNumId="11" w15:restartNumberingAfterBreak="0">
+  <w:abstractNum w:abstractNumId="10" w15:restartNumberingAfterBreak="0">
     <w:nsid w:val="33450DBE"/>
     <w:multiLevelType w:val="hybridMultilevel"/>
     <w:tmpl w:val="4F40CBF4"/>
@@ -1254,7 +1303,7 @@
       <w:lvlJc w:val="left"/>
     </w:lvl>
   </w:abstractNum>
-  <w:abstractNum w:abstractNumId="12" w15:restartNumberingAfterBreak="0">
+  <w:abstractNum w:abstractNumId="11" w15:restartNumberingAfterBreak="0">
     <w:nsid w:val="340901BF"/>
     <w:multiLevelType w:val="hybridMultilevel"/>
     <w:tmpl w:val="EAD0E41E"/>
@@ -1344,7 +1393,7 @@
       </w:pPr>
     </w:lvl>
   </w:abstractNum>
-  <w:abstractNum w:abstractNumId="13" w15:restartNumberingAfterBreak="0">
+  <w:abstractNum w:abstractNumId="12" w15:restartNumberingAfterBreak="0">
     <w:nsid w:val="35F3793E"/>
     <w:multiLevelType w:val="hybridMultilevel"/>
     <w:tmpl w:val="32F68CD6"/>
@@ -1430,7 +1479,7 @@
       </w:pPr>
     </w:lvl>
   </w:abstractNum>
-  <w:abstractNum w:abstractNumId="14" w15:restartNumberingAfterBreak="0">
+  <w:abstractNum w:abstractNumId="13" w15:restartNumberingAfterBreak="0">
     <w:nsid w:val="3BE16CA5"/>
     <w:multiLevelType w:val="hybridMultilevel"/>
     <w:tmpl w:val="0C20A2F6"/>
@@ -1543,7 +1592,7 @@
       </w:rPr>
     </w:lvl>
   </w:abstractNum>
-  <w:abstractNum w:abstractNumId="15" w15:restartNumberingAfterBreak="0">
+  <w:abstractNum w:abstractNumId="14" w15:restartNumberingAfterBreak="0">
     <w:nsid w:val="3E853DE8"/>
     <w:multiLevelType w:val="hybridMultilevel"/>
     <w:tmpl w:val="B19C463A"/>
@@ -1632,7 +1681,7 @@
       </w:pPr>
     </w:lvl>
   </w:abstractNum>
-  <w:abstractNum w:abstractNumId="16" w15:restartNumberingAfterBreak="0">
+  <w:abstractNum w:abstractNumId="15" w15:restartNumberingAfterBreak="0">
     <w:nsid w:val="3F74045B"/>
     <w:multiLevelType w:val="hybridMultilevel"/>
     <w:tmpl w:val="AFD05FE2"/>
@@ -1745,7 +1794,7 @@
       </w:rPr>
     </w:lvl>
   </w:abstractNum>
-  <w:abstractNum w:abstractNumId="17" w15:restartNumberingAfterBreak="0">
+  <w:abstractNum w:abstractNumId="16" w15:restartNumberingAfterBreak="0">
     <w:nsid w:val="41D84778"/>
     <w:multiLevelType w:val="hybridMultilevel"/>
     <w:tmpl w:val="0E2C1294"/>
@@ -1858,7 +1907,7 @@
       </w:rPr>
     </w:lvl>
   </w:abstractNum>
-  <w:abstractNum w:abstractNumId="18" w15:restartNumberingAfterBreak="0">
+  <w:abstractNum w:abstractNumId="17" w15:restartNumberingAfterBreak="0">
     <w:nsid w:val="450CBB37"/>
     <w:multiLevelType w:val="hybridMultilevel"/>
     <w:tmpl w:val="FFFFFFFF"/>
@@ -1909,7 +1958,7 @@
       <w:lvlJc w:val="left"/>
     </w:lvl>
   </w:abstractNum>
-  <w:abstractNum w:abstractNumId="19" w15:restartNumberingAfterBreak="0">
+  <w:abstractNum w:abstractNumId="18" w15:restartNumberingAfterBreak="0">
     <w:nsid w:val="45837678"/>
     <w:multiLevelType w:val="hybridMultilevel"/>
     <w:tmpl w:val="F170129C"/>
@@ -1998,7 +2047,7 @@
       </w:pPr>
     </w:lvl>
   </w:abstractNum>
-  <w:abstractNum w:abstractNumId="20" w15:restartNumberingAfterBreak="0">
+  <w:abstractNum w:abstractNumId="19" w15:restartNumberingAfterBreak="0">
     <w:nsid w:val="493B1F39"/>
     <w:multiLevelType w:val="hybridMultilevel"/>
     <w:tmpl w:val="EA348F5C"/>
@@ -2111,7 +2160,7 @@
       </w:rPr>
     </w:lvl>
   </w:abstractNum>
-  <w:abstractNum w:abstractNumId="21" w15:restartNumberingAfterBreak="0">
+  <w:abstractNum w:abstractNumId="20" w15:restartNumberingAfterBreak="0">
     <w:nsid w:val="4AF43F41"/>
     <w:multiLevelType w:val="hybridMultilevel"/>
     <w:tmpl w:val="E1C60B90"/>
@@ -2197,7 +2246,7 @@
       </w:pPr>
     </w:lvl>
   </w:abstractNum>
-  <w:abstractNum w:abstractNumId="22" w15:restartNumberingAfterBreak="0">
+  <w:abstractNum w:abstractNumId="21" w15:restartNumberingAfterBreak="0">
     <w:nsid w:val="4CD1323C"/>
     <w:multiLevelType w:val="hybridMultilevel"/>
     <w:tmpl w:val="DD5A7044"/>
@@ -2310,7 +2359,7 @@
       </w:rPr>
     </w:lvl>
   </w:abstractNum>
-  <w:abstractNum w:abstractNumId="23" w15:restartNumberingAfterBreak="0">
+  <w:abstractNum w:abstractNumId="22" w15:restartNumberingAfterBreak="0">
     <w:nsid w:val="52D5709B"/>
     <w:multiLevelType w:val="hybridMultilevel"/>
     <w:tmpl w:val="6790789A"/>
@@ -2423,7 +2472,7 @@
       </w:rPr>
     </w:lvl>
   </w:abstractNum>
-  <w:abstractNum w:abstractNumId="24" w15:restartNumberingAfterBreak="0">
+  <w:abstractNum w:abstractNumId="23" w15:restartNumberingAfterBreak="0">
     <w:nsid w:val="564A231E"/>
     <w:multiLevelType w:val="hybridMultilevel"/>
     <w:tmpl w:val="B888F12C"/>
@@ -2512,7 +2561,7 @@
       </w:pPr>
     </w:lvl>
   </w:abstractNum>
-  <w:abstractNum w:abstractNumId="25" w15:restartNumberingAfterBreak="0">
+  <w:abstractNum w:abstractNumId="24" w15:restartNumberingAfterBreak="0">
     <w:nsid w:val="5BE35307"/>
     <w:multiLevelType w:val="hybridMultilevel"/>
     <w:tmpl w:val="EF867DC8"/>
@@ -2601,7 +2650,7 @@
       </w:pPr>
     </w:lvl>
   </w:abstractNum>
-  <w:abstractNum w:abstractNumId="26" w15:restartNumberingAfterBreak="0">
+  <w:abstractNum w:abstractNumId="25" w15:restartNumberingAfterBreak="0">
     <w:nsid w:val="69FD5504"/>
     <w:multiLevelType w:val="hybridMultilevel"/>
     <w:tmpl w:val="6FFA6AA0"/>
@@ -2714,7 +2763,7 @@
       </w:rPr>
     </w:lvl>
   </w:abstractNum>
-  <w:abstractNum w:abstractNumId="27" w15:restartNumberingAfterBreak="0">
+  <w:abstractNum w:abstractNumId="26" w15:restartNumberingAfterBreak="0">
     <w:nsid w:val="6D691C8A"/>
     <w:multiLevelType w:val="hybridMultilevel"/>
     <w:tmpl w:val="3B92DC44"/>
@@ -2803,7 +2852,7 @@
       </w:pPr>
     </w:lvl>
   </w:abstractNum>
-  <w:abstractNum w:abstractNumId="28" w15:restartNumberingAfterBreak="0">
+  <w:abstractNum w:abstractNumId="27" w15:restartNumberingAfterBreak="0">
     <w:nsid w:val="734E6D8D"/>
     <w:multiLevelType w:val="hybridMultilevel"/>
     <w:tmpl w:val="6AF23454"/>
@@ -2916,7 +2965,7 @@
       </w:rPr>
     </w:lvl>
   </w:abstractNum>
-  <w:abstractNum w:abstractNumId="29" w15:restartNumberingAfterBreak="0">
+  <w:abstractNum w:abstractNumId="28" w15:restartNumberingAfterBreak="0">
     <w:nsid w:val="7FE3079B"/>
     <w:multiLevelType w:val="hybridMultilevel"/>
     <w:tmpl w:val="2196014C"/>
@@ -3006,96 +3055,101 @@
     </w:lvl>
   </w:abstractNum>
   <w:num w:numId="1" w16cid:durableId="340426281">
-    <w:abstractNumId w:val="28"/>
+    <w:abstractNumId w:val="27"/>
   </w:num>
   <w:num w:numId="2" w16cid:durableId="1416903129">
-    <w:abstractNumId w:val="8"/>
+    <w:abstractNumId w:val="7"/>
   </w:num>
   <w:num w:numId="3" w16cid:durableId="1896231310">
-    <w:abstractNumId w:val="20"/>
+    <w:abstractNumId w:val="19"/>
   </w:num>
   <w:num w:numId="4" w16cid:durableId="1106391179">
-    <w:abstractNumId w:val="25"/>
+    <w:abstractNumId w:val="24"/>
   </w:num>
   <w:num w:numId="5" w16cid:durableId="1724717609">
-    <w:abstractNumId w:val="15"/>
+    <w:abstractNumId w:val="14"/>
   </w:num>
   <w:num w:numId="6" w16cid:durableId="1865360636">
-    <w:abstractNumId w:val="7"/>
+    <w:abstractNumId w:val="6"/>
   </w:num>
   <w:num w:numId="7" w16cid:durableId="1720975788">
-    <w:abstractNumId w:val="22"/>
+    <w:abstractNumId w:val="21"/>
   </w:num>
   <w:num w:numId="8" w16cid:durableId="509102830">
-    <w:abstractNumId w:val="17"/>
+    <w:abstractNumId w:val="16"/>
   </w:num>
   <w:num w:numId="9" w16cid:durableId="1503812537">
-    <w:abstractNumId w:val="27"/>
+    <w:abstractNumId w:val="26"/>
   </w:num>
   <w:num w:numId="10" w16cid:durableId="503131292">
-    <w:abstractNumId w:val="6"/>
+    <w:abstractNumId w:val="5"/>
   </w:num>
   <w:num w:numId="11" w16cid:durableId="417943909">
-    <w:abstractNumId w:val="24"/>
+    <w:abstractNumId w:val="23"/>
   </w:num>
   <w:num w:numId="12" w16cid:durableId="1928926173">
-    <w:abstractNumId w:val="13"/>
+    <w:abstractNumId w:val="12"/>
   </w:num>
   <w:num w:numId="13" w16cid:durableId="2103257485">
-    <w:abstractNumId w:val="12"/>
+    <w:abstractNumId w:val="11"/>
   </w:num>
   <w:num w:numId="14" w16cid:durableId="832575031">
     <w:abstractNumId w:val="0"/>
   </w:num>
   <w:num w:numId="15" w16cid:durableId="757676417">
+    <w:abstractNumId w:val="1"/>
+  </w:num>
+  <w:num w:numId="16" w16cid:durableId="794175670">
+    <w:abstractNumId w:val="18"/>
+  </w:num>
+  <w:num w:numId="17" w16cid:durableId="200172578">
+    <w:abstractNumId w:val="28"/>
+  </w:num>
+  <w:num w:numId="18" w16cid:durableId="545414853">
+    <w:abstractNumId w:val="4"/>
+  </w:num>
+  <w:num w:numId="19" w16cid:durableId="860557609">
+    <w:abstractNumId w:val="13"/>
+  </w:num>
+  <w:num w:numId="20" w16cid:durableId="339624532">
+    <w:abstractNumId w:val="22"/>
+  </w:num>
+  <w:num w:numId="21" w16cid:durableId="1377697981">
+    <w:abstractNumId w:val="17"/>
+  </w:num>
+  <w:num w:numId="22" w16cid:durableId="2136872977">
     <w:abstractNumId w:val="2"/>
   </w:num>
-  <w:num w:numId="16" w16cid:durableId="794175670">
-    <w:abstractNumId w:val="19"/>
+  <w:num w:numId="23" w16cid:durableId="1806972923">
+    <w:abstractNumId w:val="9"/>
   </w:num>
-  <w:num w:numId="17" w16cid:durableId="200172578">
-    <w:abstractNumId w:val="29"/>
+  <w:num w:numId="24" w16cid:durableId="1736128299">
+    <w:abstractNumId w:val="10"/>
   </w:num>
-  <w:num w:numId="18" w16cid:durableId="545414853">
-    <w:abstractNumId w:val="5"/>
+  <w:num w:numId="25" w16cid:durableId="1883789789">
+    <w:abstractNumId w:val="20"/>
   </w:num>
-  <w:num w:numId="19" w16cid:durableId="860557609">
-    <w:abstractNumId w:val="14"/>
-  </w:num>
-  <w:num w:numId="20" w16cid:durableId="339624532">
-    <w:abstractNumId w:val="23"/>
-  </w:num>
-  <w:num w:numId="21" w16cid:durableId="1377697981">
-    <w:abstractNumId w:val="18"/>
-  </w:num>
-  <w:num w:numId="22" w16cid:durableId="2136872977">
+  <w:num w:numId="26" w16cid:durableId="567807405">
     <w:abstractNumId w:val="3"/>
   </w:num>
-  <w:num w:numId="23" w16cid:durableId="1806972923">
-    <w:abstractNumId w:val="10"/>
-  </w:num>
-  <w:num w:numId="24" w16cid:durableId="1736128299">
-    <w:abstractNumId w:val="11"/>
-  </w:num>
-  <w:num w:numId="25" w16cid:durableId="1883789789">
-    <w:abstractNumId w:val="21"/>
-  </w:num>
-  <w:num w:numId="26" w16cid:durableId="567807405">
-    <w:abstractNumId w:val="4"/>
-  </w:num>
   <w:num w:numId="27" w16cid:durableId="141435897">
-    <w:abstractNumId w:val="16"/>
+    <w:abstractNumId w:val="15"/>
   </w:num>
   <w:num w:numId="28" w16cid:durableId="1113524657">
-    <w:abstractNumId w:val="26"/>
+    <w:abstractNumId w:val="25"/>
   </w:num>
   <w:num w:numId="29" w16cid:durableId="1695233109">
-    <w:abstractNumId w:val="9"/>
-  </w:num>
-  <w:num w:numId="30" w16cid:durableId="113714034">
-    <w:abstractNumId w:val="1"/>
+    <w:abstractNumId w:val="8"/>
   </w:num>
 </w:numbering>
+</file>
+
+<file path=word/people.xml><?xml version="1.0" encoding="utf-8"?>
+<w15:people xmlns:wpc="http://schemas.microsoft.com/office/word/2010/wordprocessingCanvas" xmlns:cx="http://schemas.microsoft.com/office/drawing/2014/chartex" xmlns:cx1="http://schemas.microsoft.com/office/drawing/2015/9/8/chartex" xmlns:cx2="http://schemas.microsoft.com/office/drawing/2015/10/21/chartex" xmlns:cx3="http://schemas.microsoft.com/office/drawing/2016/5/9/chartex" xmlns:cx4="http://schemas.microsoft.com/office/drawing/2016/5/10/chartex" xmlns:cx5="http://schemas.microsoft.com/office/drawing/2016/5/11/chartex" xmlns:cx6="http://schemas.microsoft.com/office/drawing/2016/5/12/chartex" xmlns:cx7="http://schemas.microsoft.com/office/drawing/2016/5/13/chartex" xmlns:cx8="http://schemas.microsoft.com/office/drawing/2016/5/14/chartex" xmlns:mc="http://schemas.openxmlformats.org/markup-compatibility/2006" xmlns:aink="http://schemas.microsoft.com/office/drawing/2016/ink" xmlns:am3d="http://schemas.microsoft.com/office/drawing/2017/model3d" xmlns:o="urn:schemas-microsoft-com:office:office" xmlns:oel="http://schemas.microsoft.com/office/2019/extlst" xmlns:r="http://schemas.openxmlformats.org/officeDocument/2006/relationships" xmlns:m="http://schemas.openxmlformats.org/officeDocument/2006/math" xmlns:v="urn:schemas-microsoft-com:vml" xmlns:wp14="http://schemas.microsoft.com/office/word/2010/wordprocessingDrawing" xmlns:wp="http://schemas.openxmlformats.org/drawingml/2006/wordprocessingDrawing" xmlns:w10="urn:schemas-microsoft-com:office:word" xmlns:w="http://schemas.openxmlformats.org/wordprocessingml/2006/main" xmlns:w14="http://schemas.microsoft.com/office/word/2010/wordml" xmlns:w15="http://schemas.microsoft.com/office/word/2012/wordml" xmlns:w16cei="http://schemas.microsoft.com/office/word/2026/wordml/cei" xmlns:w16cex="http://schemas.microsoft.com/office/word/2018/wordml/cex" xmlns:w16cid="http://schemas.microsoft.com/office/word/2016/wordml/cid" xmlns:w16="http://schemas.microsoft.com/office/word/2018/wordml" xmlns:w16du="http://schemas.microsoft.com/office/word/2023/wordml/word16du" xmlns:w16sdtdh="http://schemas.microsoft.com/office/word/2020/wordml/sdtdatahash" xmlns:w16sdtfl="http://schemas.microsoft.com/office/word/2024/wordml/sdtformatlock" xmlns:w16se="http://schemas.microsoft.com/office/word/2015/wordml/symex" xmlns:wpg="http://schemas.microsoft.com/office/word/2010/wordprocessingGroup" xmlns:wpi="http://schemas.microsoft.com/office/word/2010/wordprocessingInk" xmlns:wne="http://schemas.microsoft.com/office/word/2006/wordml" xmlns:wps="http://schemas.microsoft.com/office/word/2010/wordprocessingShape" mc:Ignorable="w14 w15 w16se w16cid w16 w16cex w16sdtdh w16sdtfl w16du wp14">
+  <w15:person w15:author="Anna Seaman">
+    <w15:presenceInfo w15:providerId="AD" w15:userId="S::AnnaS@hkusa.com::713ab380-bdda-4997-81d0-fa539102c996"/>
+  </w15:person>
+</w15:people>
 </file>
 
 <file path=word/styles.xml><?xml version="1.0" encoding="utf-8"?>
@@ -3498,6 +3552,9 @@
   <w:style w:type="paragraph" w:default="1" w:styleId="Normal">
     <w:name w:val="Normal"/>
     <w:qFormat/>
+    <w:rPr>
+      <w:rFonts w:ascii="Aptos" w:hAnsi="Aptos" w:eastAsia="Aptos" w:cs="Aptos"/>
+    </w:rPr>
   </w:style>
   <w:style w:type="paragraph" w:styleId="Heading1">
     <w:name w:val="heading 1"/>
